--- a/public/labs/pmzi/ЛР3_ПМЗІ_Шифри_перестановки.docx
+++ b/public/labs/pmzi/ЛР3_ПМЗІ_Шифри_перестановки.docx
@@ -15,7 +15,7 @@
         <w:pStyle w:val="Subtitle"/>
       </w:pPr>
       <w:r>
-        <w:t xml:space="preserve">Шифри перестановки</w:t>
+        <w:t xml:space="preserve">Використання шифру простої перестановки при розв'язанні задачі захисту інформації (прості шифруючі таблиці, шифруючі таблиці з ключовим словом). Програмна реалізація</w:t>
       </w:r>
     </w:p>
     <w:p>
@@ -51,7 +51,7 @@
         <w:t xml:space="preserve"> </w:t>
       </w:r>
       <w:r>
-        <w:t xml:space="preserve">ПК з встановленим C++ компілятором або Python 3; Середовище розробки (Visual Studio, VS Code).</w:t>
+        <w:t xml:space="preserve">ПК з встановленим C++ компілятором (MSVC, MinGW або GCC); Середовище розробки (Visual Studio, VS Code).</w:t>
       </w:r>
     </w:p>
     <w:p>
@@ -243,28 +243,28 @@
         <w:rPr>
           <w:rStyle w:val="VerbatimChar"/>
         </w:rPr>
-        <w:t xml:space="preserve">Текст: "HELLO WORLD"</w:t>
-      </w:r>
-      <w:r>
-        <w:br/>
-      </w:r>
-      <w:r>
-        <w:rPr>
-          <w:rStyle w:val="VerbatimChar"/>
-        </w:rPr>
-        <w:t xml:space="preserve">Ширина таблиці: 4</w:t>
-      </w:r>
-      <w:r>
-        <w:br/>
-      </w:r>
-      <w:r>
-        <w:br/>
-      </w:r>
-      <w:r>
-        <w:rPr>
-          <w:rStyle w:val="VerbatimChar"/>
-        </w:rPr>
-        <w:t xml:space="preserve">Запис по рядках:        Читання по стовпцях:</w:t>
+        <w:t xml:space="preserve">Текст: "HELLO WORLD" → без пробілів HELLOWORLD (10 літер)</w:t>
+      </w:r>
+      <w:r>
+        <w:br/>
+      </w:r>
+      <w:r>
+        <w:rPr>
+          <w:rStyle w:val="VerbatimChar"/>
+        </w:rPr>
+        <w:t xml:space="preserve">Ширина таблиці: 4 → потрібно 12 комірок, доповнюємо двома X</w:t>
+      </w:r>
+      <w:r>
+        <w:br/>
+      </w:r>
+      <w:r>
+        <w:br/>
+      </w:r>
+      <w:r>
+        <w:rPr>
+          <w:rStyle w:val="VerbatimChar"/>
+        </w:rPr>
+        <w:t xml:space="preserve">Запис по рядках:</w:t>
       </w:r>
       <w:r>
         <w:br/>
@@ -282,46 +282,94 @@
         <w:rPr>
           <w:rStyle w:val="VerbatimChar"/>
         </w:rPr>
-        <w:t xml:space="preserve">│ H │ E │ L │ L │       H O R   →  HOREL WLD LO</w:t>
-      </w:r>
-      <w:r>
-        <w:br/>
-      </w:r>
-      <w:r>
-        <w:rPr>
-          <w:rStyle w:val="VerbatimChar"/>
-        </w:rPr>
-        <w:t xml:space="preserve">│ O │ W │ O │ R │       E W L</w:t>
-      </w:r>
-      <w:r>
-        <w:br/>
-      </w:r>
-      <w:r>
-        <w:rPr>
-          <w:rStyle w:val="VerbatimChar"/>
-        </w:rPr>
-        <w:t xml:space="preserve">│ L │ D │ · │ · │       L O ·</w:t>
-      </w:r>
-      <w:r>
-        <w:br/>
-      </w:r>
-      <w:r>
-        <w:rPr>
-          <w:rStyle w:val="VerbatimChar"/>
-        </w:rPr>
-        <w:t xml:space="preserve">└───┴───┴───┴───┘       L R ·</w:t>
-      </w:r>
-      <w:r>
-        <w:br/>
-      </w:r>
-      <w:r>
-        <w:br/>
-      </w:r>
-      <w:r>
-        <w:rPr>
-          <w:rStyle w:val="VerbatimChar"/>
-        </w:rPr>
-        <w:t xml:space="preserve">Шифротекст: HOWL EWOD LLR (без пробілів: HOWLEWODLLR)</w:t>
+        <w:t xml:space="preserve">│ H │ E │ L │ L │</w:t>
+      </w:r>
+      <w:r>
+        <w:br/>
+      </w:r>
+      <w:r>
+        <w:rPr>
+          <w:rStyle w:val="VerbatimChar"/>
+        </w:rPr>
+        <w:t xml:space="preserve">│ O │ W │ O │ R │</w:t>
+      </w:r>
+      <w:r>
+        <w:br/>
+      </w:r>
+      <w:r>
+        <w:rPr>
+          <w:rStyle w:val="VerbatimChar"/>
+        </w:rPr>
+        <w:t xml:space="preserve">│ L │ D │ X │ X │</w:t>
+      </w:r>
+      <w:r>
+        <w:br/>
+      </w:r>
+      <w:r>
+        <w:rPr>
+          <w:rStyle w:val="VerbatimChar"/>
+        </w:rPr>
+        <w:t xml:space="preserve">└───┴───┴───┴───┘</w:t>
+      </w:r>
+      <w:r>
+        <w:br/>
+      </w:r>
+      <w:r>
+        <w:br/>
+      </w:r>
+      <w:r>
+        <w:rPr>
+          <w:rStyle w:val="VerbatimChar"/>
+        </w:rPr>
+        <w:t xml:space="preserve">Читання по стовпцях:</w:t>
+      </w:r>
+      <w:r>
+        <w:br/>
+      </w:r>
+      <w:r>
+        <w:rPr>
+          <w:rStyle w:val="VerbatimChar"/>
+        </w:rPr>
+        <w:t xml:space="preserve">Стовпець 1: H O L</w:t>
+      </w:r>
+      <w:r>
+        <w:br/>
+      </w:r>
+      <w:r>
+        <w:rPr>
+          <w:rStyle w:val="VerbatimChar"/>
+        </w:rPr>
+        <w:t xml:space="preserve">Стовпець 2: E W D</w:t>
+      </w:r>
+      <w:r>
+        <w:br/>
+      </w:r>
+      <w:r>
+        <w:rPr>
+          <w:rStyle w:val="VerbatimChar"/>
+        </w:rPr>
+        <w:t xml:space="preserve">Стовпець 3: L O X</w:t>
+      </w:r>
+      <w:r>
+        <w:br/>
+      </w:r>
+      <w:r>
+        <w:rPr>
+          <w:rStyle w:val="VerbatimChar"/>
+        </w:rPr>
+        <w:t xml:space="preserve">Стовпець 4: L R X</w:t>
+      </w:r>
+      <w:r>
+        <w:br/>
+      </w:r>
+      <w:r>
+        <w:br/>
+      </w:r>
+      <w:r>
+        <w:rPr>
+          <w:rStyle w:val="VerbatimChar"/>
+        </w:rPr>
+        <w:t xml:space="preserve">Шифротекст: HOL EWD LOX LRX (без пробілів: HOLEWDLOXLRX)</w:t>
       </w:r>
     </w:p>
     <w:bookmarkEnd w:id="10"/>
@@ -506,7 +554,7 @@
         <w:rPr>
           <w:rStyle w:val="VerbatimChar"/>
         </w:rPr>
-        <w:t xml:space="preserve">Шифротекст: AAKNАATTCWTD</w:t>
+        <w:t xml:space="preserve">Шифротекст: AAKNAATTCWTD</w:t>
       </w:r>
     </w:p>
     <w:bookmarkEnd w:id="11"/>
@@ -727,7 +775,7 @@
         <w:rPr>
           <w:rStyle w:val="VerbatimChar"/>
         </w:rPr>
-        <w:t xml:space="preserve">Шифротекст: OLWEHLLROLL</w:t>
+        <w:t xml:space="preserve">Шифротекст (читання по рядках): OLWEHLROL</w:t>
       </w:r>
     </w:p>
     <w:bookmarkEnd w:id="12"/>
@@ -741,13 +789,13 @@
         <w:t xml:space="preserve">Приклад виконання</w:t>
       </w:r>
     </w:p>
-    <w:bookmarkStart w:id="14" w:name="крок-1.-проста-перестановка-python"/>
+    <w:bookmarkStart w:id="14" w:name="крок-1.-проста-перестановка"/>
     <w:p>
       <w:pPr>
         <w:pStyle w:val="Heading3"/>
       </w:pPr>
       <w:r>
-        <w:t xml:space="preserve">Крок 1. Проста перестановка (Python)</w:t>
+        <w:t xml:space="preserve">Крок 1. Проста перестановка</w:t>
       </w:r>
     </w:p>
     <w:p>
@@ -758,445 +806,608 @@
         <w:rPr>
           <w:rStyle w:val="VerbatimChar"/>
         </w:rPr>
-        <w:t xml:space="preserve">import math</w:t>
-      </w:r>
-      <w:r>
-        <w:br/>
-      </w:r>
-      <w:r>
-        <w:br/>
-      </w:r>
-      <w:r>
-        <w:rPr>
-          <w:rStyle w:val="VerbatimChar"/>
-        </w:rPr>
-        <w:t xml:space="preserve">def simple_transposition_encrypt(plaintext: str, columns: int) -&gt; str:</w:t>
-      </w:r>
-      <w:r>
-        <w:br/>
-      </w:r>
-      <w:r>
-        <w:rPr>
-          <w:rStyle w:val="VerbatimChar"/>
-        </w:rPr>
-        <w:t xml:space="preserve">    """Проста шифруюча таблиця (запис по рядках, читання по стовпцях)."""</w:t>
-      </w:r>
-      <w:r>
-        <w:br/>
-      </w:r>
-      <w:r>
-        <w:rPr>
-          <w:rStyle w:val="VerbatimChar"/>
-        </w:rPr>
-        <w:t xml:space="preserve">    # Видаляємо пробіли</w:t>
-      </w:r>
-      <w:r>
-        <w:br/>
-      </w:r>
-      <w:r>
-        <w:rPr>
-          <w:rStyle w:val="VerbatimChar"/>
-        </w:rPr>
-        <w:t xml:space="preserve">    text = plaintext.replace(' ', '').upper()</w:t>
-      </w:r>
-      <w:r>
-        <w:br/>
-      </w:r>
-      <w:r>
-        <w:br/>
-      </w:r>
-      <w:r>
-        <w:rPr>
-          <w:rStyle w:val="VerbatimChar"/>
-        </w:rPr>
-        <w:t xml:space="preserve">    # Доповнюємо до кратної довжини</w:t>
-      </w:r>
-      <w:r>
-        <w:br/>
-      </w:r>
-      <w:r>
-        <w:rPr>
-          <w:rStyle w:val="VerbatimChar"/>
-        </w:rPr>
-        <w:t xml:space="preserve">    padding = (columns - len(text) % columns) % columns</w:t>
-      </w:r>
-      <w:r>
-        <w:br/>
-      </w:r>
-      <w:r>
-        <w:rPr>
-          <w:rStyle w:val="VerbatimChar"/>
-        </w:rPr>
-        <w:t xml:space="preserve">    text += 'X' * padding</w:t>
-      </w:r>
-      <w:r>
-        <w:br/>
-      </w:r>
-      <w:r>
-        <w:br/>
-      </w:r>
-      <w:r>
-        <w:rPr>
-          <w:rStyle w:val="VerbatimChar"/>
-        </w:rPr>
-        <w:t xml:space="preserve">    # Кількість рядків</w:t>
-      </w:r>
-      <w:r>
-        <w:br/>
-      </w:r>
-      <w:r>
-        <w:rPr>
-          <w:rStyle w:val="VerbatimChar"/>
-        </w:rPr>
-        <w:t xml:space="preserve">    rows = len(text) // columns</w:t>
-      </w:r>
-      <w:r>
-        <w:br/>
-      </w:r>
-      <w:r>
-        <w:br/>
-      </w:r>
-      <w:r>
-        <w:rPr>
-          <w:rStyle w:val="VerbatimChar"/>
-        </w:rPr>
-        <w:t xml:space="preserve">    # Створюємо таблицю</w:t>
-      </w:r>
-      <w:r>
-        <w:br/>
-      </w:r>
-      <w:r>
-        <w:rPr>
-          <w:rStyle w:val="VerbatimChar"/>
-        </w:rPr>
-        <w:t xml:space="preserve">    table = []</w:t>
-      </w:r>
-      <w:r>
-        <w:br/>
-      </w:r>
-      <w:r>
-        <w:rPr>
-          <w:rStyle w:val="VerbatimChar"/>
-        </w:rPr>
-        <w:t xml:space="preserve">    for i in range(rows):</w:t>
-      </w:r>
-      <w:r>
-        <w:br/>
-      </w:r>
-      <w:r>
-        <w:rPr>
-          <w:rStyle w:val="VerbatimChar"/>
-        </w:rPr>
-        <w:t xml:space="preserve">        table.append(list(text[i * columns:(i + 1) * columns]))</w:t>
-      </w:r>
-      <w:r>
-        <w:br/>
-      </w:r>
-      <w:r>
-        <w:br/>
-      </w:r>
-      <w:r>
-        <w:rPr>
-          <w:rStyle w:val="VerbatimChar"/>
-        </w:rPr>
-        <w:t xml:space="preserve">    # Читаємо по стовпцях</w:t>
-      </w:r>
-      <w:r>
-        <w:br/>
-      </w:r>
-      <w:r>
-        <w:rPr>
-          <w:rStyle w:val="VerbatimChar"/>
-        </w:rPr>
-        <w:t xml:space="preserve">    ciphertext = ''</w:t>
-      </w:r>
-      <w:r>
-        <w:br/>
-      </w:r>
-      <w:r>
-        <w:rPr>
-          <w:rStyle w:val="VerbatimChar"/>
-        </w:rPr>
-        <w:t xml:space="preserve">    for col in range(columns):</w:t>
-      </w:r>
-      <w:r>
-        <w:br/>
-      </w:r>
-      <w:r>
-        <w:rPr>
-          <w:rStyle w:val="VerbatimChar"/>
-        </w:rPr>
-        <w:t xml:space="preserve">        for row in range(rows):</w:t>
-      </w:r>
-      <w:r>
-        <w:br/>
-      </w:r>
-      <w:r>
-        <w:rPr>
-          <w:rStyle w:val="VerbatimChar"/>
-        </w:rPr>
-        <w:t xml:space="preserve">            ciphertext += table[row][col]</w:t>
-      </w:r>
-      <w:r>
-        <w:br/>
-      </w:r>
-      <w:r>
-        <w:br/>
-      </w:r>
-      <w:r>
-        <w:rPr>
-          <w:rStyle w:val="VerbatimChar"/>
-        </w:rPr>
-        <w:t xml:space="preserve">    return ciphertext</w:t>
-      </w:r>
-      <w:r>
-        <w:br/>
-      </w:r>
-      <w:r>
-        <w:br/>
-      </w:r>
-      <w:r>
-        <w:rPr>
-          <w:rStyle w:val="VerbatimChar"/>
-        </w:rPr>
-        <w:t xml:space="preserve">def simple_transposition_decrypt(ciphertext: str, columns: int) -&gt; str:</w:t>
-      </w:r>
-      <w:r>
-        <w:br/>
-      </w:r>
-      <w:r>
-        <w:rPr>
-          <w:rStyle w:val="VerbatimChar"/>
-        </w:rPr>
-        <w:t xml:space="preserve">    """Дешифрування простої перестановки."""</w:t>
-      </w:r>
-      <w:r>
-        <w:br/>
-      </w:r>
-      <w:r>
-        <w:rPr>
-          <w:rStyle w:val="VerbatimChar"/>
-        </w:rPr>
-        <w:t xml:space="preserve">    rows = len(ciphertext) // columns</w:t>
-      </w:r>
-      <w:r>
-        <w:br/>
-      </w:r>
-      <w:r>
-        <w:br/>
-      </w:r>
-      <w:r>
-        <w:rPr>
-          <w:rStyle w:val="VerbatimChar"/>
-        </w:rPr>
-        <w:t xml:space="preserve">    # Записуємо по стовпцях</w:t>
-      </w:r>
-      <w:r>
-        <w:br/>
-      </w:r>
-      <w:r>
-        <w:rPr>
-          <w:rStyle w:val="VerbatimChar"/>
-        </w:rPr>
-        <w:t xml:space="preserve">    table = [['' for _ in range(columns)] for _ in range(rows)]</w:t>
-      </w:r>
-      <w:r>
-        <w:br/>
-      </w:r>
-      <w:r>
-        <w:rPr>
-          <w:rStyle w:val="VerbatimChar"/>
-        </w:rPr>
-        <w:t xml:space="preserve">    idx = 0</w:t>
-      </w:r>
-      <w:r>
-        <w:br/>
-      </w:r>
-      <w:r>
-        <w:rPr>
-          <w:rStyle w:val="VerbatimChar"/>
-        </w:rPr>
-        <w:t xml:space="preserve">    for col in range(columns):</w:t>
-      </w:r>
-      <w:r>
-        <w:br/>
-      </w:r>
-      <w:r>
-        <w:rPr>
-          <w:rStyle w:val="VerbatimChar"/>
-        </w:rPr>
-        <w:t xml:space="preserve">        for row in range(rows):</w:t>
-      </w:r>
-      <w:r>
-        <w:br/>
-      </w:r>
-      <w:r>
-        <w:rPr>
-          <w:rStyle w:val="VerbatimChar"/>
-        </w:rPr>
-        <w:t xml:space="preserve">            table[row][col] = ciphertext[idx]</w:t>
-      </w:r>
-      <w:r>
-        <w:br/>
-      </w:r>
-      <w:r>
-        <w:rPr>
-          <w:rStyle w:val="VerbatimChar"/>
-        </w:rPr>
-        <w:t xml:space="preserve">            idx += 1</w:t>
-      </w:r>
-      <w:r>
-        <w:br/>
-      </w:r>
-      <w:r>
-        <w:br/>
-      </w:r>
-      <w:r>
-        <w:rPr>
-          <w:rStyle w:val="VerbatimChar"/>
-        </w:rPr>
-        <w:t xml:space="preserve">    # Читаємо по рядках</w:t>
-      </w:r>
-      <w:r>
-        <w:br/>
-      </w:r>
-      <w:r>
-        <w:rPr>
-          <w:rStyle w:val="VerbatimChar"/>
-        </w:rPr>
-        <w:t xml:space="preserve">    plaintext = ''</w:t>
-      </w:r>
-      <w:r>
-        <w:br/>
-      </w:r>
-      <w:r>
-        <w:rPr>
-          <w:rStyle w:val="VerbatimChar"/>
-        </w:rPr>
-        <w:t xml:space="preserve">    for row in table:</w:t>
-      </w:r>
-      <w:r>
-        <w:br/>
-      </w:r>
-      <w:r>
-        <w:rPr>
-          <w:rStyle w:val="VerbatimChar"/>
-        </w:rPr>
-        <w:t xml:space="preserve">        plaintext += ''.join(row)</w:t>
-      </w:r>
-      <w:r>
-        <w:br/>
-      </w:r>
-      <w:r>
-        <w:br/>
-      </w:r>
-      <w:r>
-        <w:rPr>
-          <w:rStyle w:val="VerbatimChar"/>
-        </w:rPr>
-        <w:t xml:space="preserve">    return plaintext</w:t>
-      </w:r>
-      <w:r>
-        <w:br/>
-      </w:r>
-      <w:r>
-        <w:br/>
-      </w:r>
-      <w:r>
-        <w:rPr>
-          <w:rStyle w:val="VerbatimChar"/>
-        </w:rPr>
-        <w:t xml:space="preserve"># Демонстрація</w:t>
-      </w:r>
-      <w:r>
-        <w:br/>
-      </w:r>
-      <w:r>
-        <w:rPr>
-          <w:rStyle w:val="VerbatimChar"/>
-        </w:rPr>
-        <w:t xml:space="preserve">plaintext = "HELLO WORLD"</w:t>
-      </w:r>
-      <w:r>
-        <w:br/>
-      </w:r>
-      <w:r>
-        <w:rPr>
-          <w:rStyle w:val="VerbatimChar"/>
-        </w:rPr>
-        <w:t xml:space="preserve">columns = 4</w:t>
-      </w:r>
-      <w:r>
-        <w:br/>
-      </w:r>
-      <w:r>
-        <w:br/>
-      </w:r>
-      <w:r>
-        <w:rPr>
-          <w:rStyle w:val="VerbatimChar"/>
-        </w:rPr>
-        <w:t xml:space="preserve">print("=== Проста перестановка ===")</w:t>
-      </w:r>
-      <w:r>
-        <w:br/>
-      </w:r>
-      <w:r>
-        <w:rPr>
-          <w:rStyle w:val="VerbatimChar"/>
-        </w:rPr>
-        <w:t xml:space="preserve">print(f"Відкритий текст: {plaintext}")</w:t>
-      </w:r>
-      <w:r>
-        <w:br/>
-      </w:r>
-      <w:r>
-        <w:rPr>
-          <w:rStyle w:val="VerbatimChar"/>
-        </w:rPr>
-        <w:t xml:space="preserve">print(f"Кількість стовпців: {columns}")</w:t>
-      </w:r>
-      <w:r>
-        <w:br/>
-      </w:r>
-      <w:r>
-        <w:br/>
-      </w:r>
-      <w:r>
-        <w:rPr>
-          <w:rStyle w:val="VerbatimChar"/>
-        </w:rPr>
-        <w:t xml:space="preserve">ciphertext = simple_transposition_encrypt(plaintext, columns)</w:t>
-      </w:r>
-      <w:r>
-        <w:br/>
-      </w:r>
-      <w:r>
-        <w:rPr>
-          <w:rStyle w:val="VerbatimChar"/>
-        </w:rPr>
-        <w:t xml:space="preserve">print(f"Шифротекст: {ciphertext}")</w:t>
-      </w:r>
-      <w:r>
-        <w:br/>
-      </w:r>
-      <w:r>
-        <w:br/>
-      </w:r>
-      <w:r>
-        <w:rPr>
-          <w:rStyle w:val="VerbatimChar"/>
-        </w:rPr>
-        <w:t xml:space="preserve">decrypted = simple_transposition_decrypt(ciphertext, columns)</w:t>
-      </w:r>
-      <w:r>
-        <w:br/>
-      </w:r>
-      <w:r>
-        <w:rPr>
-          <w:rStyle w:val="VerbatimChar"/>
-        </w:rPr>
-        <w:t xml:space="preserve">print(f"Розшифровано: {decrypted}")</w:t>
+        <w:t xml:space="preserve">#include &lt;iostream&gt;</w:t>
+      </w:r>
+      <w:r>
+        <w:br/>
+      </w:r>
+      <w:r>
+        <w:rPr>
+          <w:rStyle w:val="VerbatimChar"/>
+        </w:rPr>
+        <w:t xml:space="preserve">#include &lt;string&gt;</w:t>
+      </w:r>
+      <w:r>
+        <w:br/>
+      </w:r>
+      <w:r>
+        <w:rPr>
+          <w:rStyle w:val="VerbatimChar"/>
+        </w:rPr>
+        <w:t xml:space="preserve">#include &lt;vector&gt;</w:t>
+      </w:r>
+      <w:r>
+        <w:br/>
+      </w:r>
+      <w:r>
+        <w:rPr>
+          <w:rStyle w:val="VerbatimChar"/>
+        </w:rPr>
+        <w:t xml:space="preserve">#include &lt;cctype&gt;</w:t>
+      </w:r>
+      <w:r>
+        <w:br/>
+      </w:r>
+      <w:r>
+        <w:br/>
+      </w:r>
+      <w:r>
+        <w:rPr>
+          <w:rStyle w:val="VerbatimChar"/>
+        </w:rPr>
+        <w:t xml:space="preserve">// Прибирає пробіли та переводить у верхній регістр</w:t>
+      </w:r>
+      <w:r>
+        <w:br/>
+      </w:r>
+      <w:r>
+        <w:rPr>
+          <w:rStyle w:val="VerbatimChar"/>
+        </w:rPr>
+        <w:t xml:space="preserve">std::string normalize(const std::string&amp; text) {</w:t>
+      </w:r>
+      <w:r>
+        <w:br/>
+      </w:r>
+      <w:r>
+        <w:rPr>
+          <w:rStyle w:val="VerbatimChar"/>
+        </w:rPr>
+        <w:t xml:space="preserve">    std::string result;</w:t>
+      </w:r>
+      <w:r>
+        <w:br/>
+      </w:r>
+      <w:r>
+        <w:rPr>
+          <w:rStyle w:val="VerbatimChar"/>
+        </w:rPr>
+        <w:t xml:space="preserve">    for (char c : text) {</w:t>
+      </w:r>
+      <w:r>
+        <w:br/>
+      </w:r>
+      <w:r>
+        <w:rPr>
+          <w:rStyle w:val="VerbatimChar"/>
+        </w:rPr>
+        <w:t xml:space="preserve">        if (!std::isspace(static_cast&lt;unsigned char&gt;(c))) {</w:t>
+      </w:r>
+      <w:r>
+        <w:br/>
+      </w:r>
+      <w:r>
+        <w:rPr>
+          <w:rStyle w:val="VerbatimChar"/>
+        </w:rPr>
+        <w:t xml:space="preserve">            result += static_cast&lt;char&gt;(std::toupper(static_cast&lt;unsigned char&gt;(c)));</w:t>
+      </w:r>
+      <w:r>
+        <w:br/>
+      </w:r>
+      <w:r>
+        <w:rPr>
+          <w:rStyle w:val="VerbatimChar"/>
+        </w:rPr>
+        <w:t xml:space="preserve">        }</w:t>
+      </w:r>
+      <w:r>
+        <w:br/>
+      </w:r>
+      <w:r>
+        <w:rPr>
+          <w:rStyle w:val="VerbatimChar"/>
+        </w:rPr>
+        <w:t xml:space="preserve">    }</w:t>
+      </w:r>
+      <w:r>
+        <w:br/>
+      </w:r>
+      <w:r>
+        <w:rPr>
+          <w:rStyle w:val="VerbatimChar"/>
+        </w:rPr>
+        <w:t xml:space="preserve">    return result;</w:t>
+      </w:r>
+      <w:r>
+        <w:br/>
+      </w:r>
+      <w:r>
+        <w:rPr>
+          <w:rStyle w:val="VerbatimChar"/>
+        </w:rPr>
+        <w:t xml:space="preserve">}</w:t>
+      </w:r>
+      <w:r>
+        <w:br/>
+      </w:r>
+      <w:r>
+        <w:br/>
+      </w:r>
+      <w:r>
+        <w:rPr>
+          <w:rStyle w:val="VerbatimChar"/>
+        </w:rPr>
+        <w:t xml:space="preserve">// Зашифрування: запис по рядках, читання по стовпцях</w:t>
+      </w:r>
+      <w:r>
+        <w:br/>
+      </w:r>
+      <w:r>
+        <w:rPr>
+          <w:rStyle w:val="VerbatimChar"/>
+        </w:rPr>
+        <w:t xml:space="preserve">std::string simpleEncrypt(const std::string&amp; plaintext, int columns) {</w:t>
+      </w:r>
+      <w:r>
+        <w:br/>
+      </w:r>
+      <w:r>
+        <w:rPr>
+          <w:rStyle w:val="VerbatimChar"/>
+        </w:rPr>
+        <w:t xml:space="preserve">    std::string text = normalize(plaintext);</w:t>
+      </w:r>
+      <w:r>
+        <w:br/>
+      </w:r>
+      <w:r>
+        <w:br/>
+      </w:r>
+      <w:r>
+        <w:rPr>
+          <w:rStyle w:val="VerbatimChar"/>
+        </w:rPr>
+        <w:t xml:space="preserve">    // Доповнюємо до довжини, кратної кількості стовпців</w:t>
+      </w:r>
+      <w:r>
+        <w:br/>
+      </w:r>
+      <w:r>
+        <w:rPr>
+          <w:rStyle w:val="VerbatimChar"/>
+        </w:rPr>
+        <w:t xml:space="preserve">    while (text.size() % columns != 0) {</w:t>
+      </w:r>
+      <w:r>
+        <w:br/>
+      </w:r>
+      <w:r>
+        <w:rPr>
+          <w:rStyle w:val="VerbatimChar"/>
+        </w:rPr>
+        <w:t xml:space="preserve">        text += 'X';</w:t>
+      </w:r>
+      <w:r>
+        <w:br/>
+      </w:r>
+      <w:r>
+        <w:rPr>
+          <w:rStyle w:val="VerbatimChar"/>
+        </w:rPr>
+        <w:t xml:space="preserve">    }</w:t>
+      </w:r>
+      <w:r>
+        <w:br/>
+      </w:r>
+      <w:r>
+        <w:br/>
+      </w:r>
+      <w:r>
+        <w:rPr>
+          <w:rStyle w:val="VerbatimChar"/>
+        </w:rPr>
+        <w:t xml:space="preserve">    int rows = static_cast&lt;int&gt;(text.size()) / columns;</w:t>
+      </w:r>
+      <w:r>
+        <w:br/>
+      </w:r>
+      <w:r>
+        <w:rPr>
+          <w:rStyle w:val="VerbatimChar"/>
+        </w:rPr>
+        <w:t xml:space="preserve">    std::string ciphertext;</w:t>
+      </w:r>
+      <w:r>
+        <w:br/>
+      </w:r>
+      <w:r>
+        <w:br/>
+      </w:r>
+      <w:r>
+        <w:rPr>
+          <w:rStyle w:val="VerbatimChar"/>
+        </w:rPr>
+        <w:t xml:space="preserve">    for (int col = 0; col &lt; columns; ++col) {</w:t>
+      </w:r>
+      <w:r>
+        <w:br/>
+      </w:r>
+      <w:r>
+        <w:rPr>
+          <w:rStyle w:val="VerbatimChar"/>
+        </w:rPr>
+        <w:t xml:space="preserve">        for (int row = 0; row &lt; rows; ++row) {</w:t>
+      </w:r>
+      <w:r>
+        <w:br/>
+      </w:r>
+      <w:r>
+        <w:rPr>
+          <w:rStyle w:val="VerbatimChar"/>
+        </w:rPr>
+        <w:t xml:space="preserve">            ciphertext += text[row * columns + col];</w:t>
+      </w:r>
+      <w:r>
+        <w:br/>
+      </w:r>
+      <w:r>
+        <w:rPr>
+          <w:rStyle w:val="VerbatimChar"/>
+        </w:rPr>
+        <w:t xml:space="preserve">        }</w:t>
+      </w:r>
+      <w:r>
+        <w:br/>
+      </w:r>
+      <w:r>
+        <w:rPr>
+          <w:rStyle w:val="VerbatimChar"/>
+        </w:rPr>
+        <w:t xml:space="preserve">    }</w:t>
+      </w:r>
+      <w:r>
+        <w:br/>
+      </w:r>
+      <w:r>
+        <w:br/>
+      </w:r>
+      <w:r>
+        <w:rPr>
+          <w:rStyle w:val="VerbatimChar"/>
+        </w:rPr>
+        <w:t xml:space="preserve">    return ciphertext;</w:t>
+      </w:r>
+      <w:r>
+        <w:br/>
+      </w:r>
+      <w:r>
+        <w:rPr>
+          <w:rStyle w:val="VerbatimChar"/>
+        </w:rPr>
+        <w:t xml:space="preserve">}</w:t>
+      </w:r>
+      <w:r>
+        <w:br/>
+      </w:r>
+      <w:r>
+        <w:br/>
+      </w:r>
+      <w:r>
+        <w:rPr>
+          <w:rStyle w:val="VerbatimChar"/>
+        </w:rPr>
+        <w:t xml:space="preserve">// Розшифрування: запис по стовпцях, читання по рядках</w:t>
+      </w:r>
+      <w:r>
+        <w:br/>
+      </w:r>
+      <w:r>
+        <w:rPr>
+          <w:rStyle w:val="VerbatimChar"/>
+        </w:rPr>
+        <w:t xml:space="preserve">std::string simpleDecrypt(const std::string&amp; ciphertext, int columns) {</w:t>
+      </w:r>
+      <w:r>
+        <w:br/>
+      </w:r>
+      <w:r>
+        <w:rPr>
+          <w:rStyle w:val="VerbatimChar"/>
+        </w:rPr>
+        <w:t xml:space="preserve">    int rows = static_cast&lt;int&gt;(ciphertext.size()) / columns;</w:t>
+      </w:r>
+      <w:r>
+        <w:br/>
+      </w:r>
+      <w:r>
+        <w:rPr>
+          <w:rStyle w:val="VerbatimChar"/>
+        </w:rPr>
+        <w:t xml:space="preserve">    std::vector&lt;std::string&gt; table(rows, std::string(columns, ' '));</w:t>
+      </w:r>
+      <w:r>
+        <w:br/>
+      </w:r>
+      <w:r>
+        <w:br/>
+      </w:r>
+      <w:r>
+        <w:rPr>
+          <w:rStyle w:val="VerbatimChar"/>
+        </w:rPr>
+        <w:t xml:space="preserve">    size_t idx = 0;</w:t>
+      </w:r>
+      <w:r>
+        <w:br/>
+      </w:r>
+      <w:r>
+        <w:rPr>
+          <w:rStyle w:val="VerbatimChar"/>
+        </w:rPr>
+        <w:t xml:space="preserve">    for (int col = 0; col &lt; columns; ++col) {</w:t>
+      </w:r>
+      <w:r>
+        <w:br/>
+      </w:r>
+      <w:r>
+        <w:rPr>
+          <w:rStyle w:val="VerbatimChar"/>
+        </w:rPr>
+        <w:t xml:space="preserve">        for (int row = 0; row &lt; rows; ++row) {</w:t>
+      </w:r>
+      <w:r>
+        <w:br/>
+      </w:r>
+      <w:r>
+        <w:rPr>
+          <w:rStyle w:val="VerbatimChar"/>
+        </w:rPr>
+        <w:t xml:space="preserve">            table[row][col] = ciphertext[idx++];</w:t>
+      </w:r>
+      <w:r>
+        <w:br/>
+      </w:r>
+      <w:r>
+        <w:rPr>
+          <w:rStyle w:val="VerbatimChar"/>
+        </w:rPr>
+        <w:t xml:space="preserve">        }</w:t>
+      </w:r>
+      <w:r>
+        <w:br/>
+      </w:r>
+      <w:r>
+        <w:rPr>
+          <w:rStyle w:val="VerbatimChar"/>
+        </w:rPr>
+        <w:t xml:space="preserve">    }</w:t>
+      </w:r>
+      <w:r>
+        <w:br/>
+      </w:r>
+      <w:r>
+        <w:br/>
+      </w:r>
+      <w:r>
+        <w:rPr>
+          <w:rStyle w:val="VerbatimChar"/>
+        </w:rPr>
+        <w:t xml:space="preserve">    std::string plaintext;</w:t>
+      </w:r>
+      <w:r>
+        <w:br/>
+      </w:r>
+      <w:r>
+        <w:rPr>
+          <w:rStyle w:val="VerbatimChar"/>
+        </w:rPr>
+        <w:t xml:space="preserve">    for (const std::string&amp; row : table) {</w:t>
+      </w:r>
+      <w:r>
+        <w:br/>
+      </w:r>
+      <w:r>
+        <w:rPr>
+          <w:rStyle w:val="VerbatimChar"/>
+        </w:rPr>
+        <w:t xml:space="preserve">        plaintext += row;</w:t>
+      </w:r>
+      <w:r>
+        <w:br/>
+      </w:r>
+      <w:r>
+        <w:rPr>
+          <w:rStyle w:val="VerbatimChar"/>
+        </w:rPr>
+        <w:t xml:space="preserve">    }</w:t>
+      </w:r>
+      <w:r>
+        <w:br/>
+      </w:r>
+      <w:r>
+        <w:br/>
+      </w:r>
+      <w:r>
+        <w:rPr>
+          <w:rStyle w:val="VerbatimChar"/>
+        </w:rPr>
+        <w:t xml:space="preserve">    return plaintext;</w:t>
+      </w:r>
+      <w:r>
+        <w:br/>
+      </w:r>
+      <w:r>
+        <w:rPr>
+          <w:rStyle w:val="VerbatimChar"/>
+        </w:rPr>
+        <w:t xml:space="preserve">}</w:t>
+      </w:r>
+      <w:r>
+        <w:br/>
+      </w:r>
+      <w:r>
+        <w:br/>
+      </w:r>
+      <w:r>
+        <w:rPr>
+          <w:rStyle w:val="VerbatimChar"/>
+        </w:rPr>
+        <w:t xml:space="preserve">int main() {</w:t>
+      </w:r>
+      <w:r>
+        <w:br/>
+      </w:r>
+      <w:r>
+        <w:rPr>
+          <w:rStyle w:val="VerbatimChar"/>
+        </w:rPr>
+        <w:t xml:space="preserve">    std::string plaintext = "HELLO WORLD";</w:t>
+      </w:r>
+      <w:r>
+        <w:br/>
+      </w:r>
+      <w:r>
+        <w:rPr>
+          <w:rStyle w:val="VerbatimChar"/>
+        </w:rPr>
+        <w:t xml:space="preserve">    int columns = 4;</w:t>
+      </w:r>
+      <w:r>
+        <w:br/>
+      </w:r>
+      <w:r>
+        <w:br/>
+      </w:r>
+      <w:r>
+        <w:rPr>
+          <w:rStyle w:val="VerbatimChar"/>
+        </w:rPr>
+        <w:t xml:space="preserve">    std::cout &lt;&lt; "=== Проста перестановка ===\n";</w:t>
+      </w:r>
+      <w:r>
+        <w:br/>
+      </w:r>
+      <w:r>
+        <w:rPr>
+          <w:rStyle w:val="VerbatimChar"/>
+        </w:rPr>
+        <w:t xml:space="preserve">    std::cout &lt;&lt; "Відкритий текст:    " &lt;&lt; plaintext &lt;&lt; "\n";</w:t>
+      </w:r>
+      <w:r>
+        <w:br/>
+      </w:r>
+      <w:r>
+        <w:rPr>
+          <w:rStyle w:val="VerbatimChar"/>
+        </w:rPr>
+        <w:t xml:space="preserve">    std::cout &lt;&lt; "Кількість стовпців: " &lt;&lt; columns &lt;&lt; "\n";</w:t>
+      </w:r>
+      <w:r>
+        <w:br/>
+      </w:r>
+      <w:r>
+        <w:br/>
+      </w:r>
+      <w:r>
+        <w:rPr>
+          <w:rStyle w:val="VerbatimChar"/>
+        </w:rPr>
+        <w:t xml:space="preserve">    std::string ciphertext = simpleEncrypt(plaintext, columns);</w:t>
+      </w:r>
+      <w:r>
+        <w:br/>
+      </w:r>
+      <w:r>
+        <w:rPr>
+          <w:rStyle w:val="VerbatimChar"/>
+        </w:rPr>
+        <w:t xml:space="preserve">    std::cout &lt;&lt; "Шифротекст:         " &lt;&lt; ciphertext &lt;&lt; "\n";</w:t>
+      </w:r>
+      <w:r>
+        <w:br/>
+      </w:r>
+      <w:r>
+        <w:rPr>
+          <w:rStyle w:val="VerbatimChar"/>
+        </w:rPr>
+        <w:t xml:space="preserve">    std::cout &lt;&lt; "Розшифровано:       " &lt;&lt; simpleDecrypt(ciphertext, columns) &lt;&lt; "\n";</w:t>
+      </w:r>
+      <w:r>
+        <w:br/>
+      </w:r>
+      <w:r>
+        <w:br/>
+      </w:r>
+      <w:r>
+        <w:rPr>
+          <w:rStyle w:val="VerbatimChar"/>
+        </w:rPr>
+        <w:t xml:space="preserve">    return 0;</w:t>
+      </w:r>
+      <w:r>
+        <w:br/>
+      </w:r>
+      <w:r>
+        <w:rPr>
+          <w:rStyle w:val="VerbatimChar"/>
+        </w:rPr>
+        <w:t xml:space="preserve">}</w:t>
+      </w:r>
+    </w:p>
+    <w:p>
+      <w:pPr>
+        <w:pStyle w:val="FirstParagraph"/>
+      </w:pPr>
+      <w:r>
+        <w:t xml:space="preserve">Результат роботи програми:</w:t>
+      </w:r>
+    </w:p>
+    <w:p>
+      <w:pPr>
+        <w:pStyle w:val="SourceCode"/>
+      </w:pPr>
+      <w:r>
+        <w:rPr>
+          <w:rStyle w:val="VerbatimChar"/>
+        </w:rPr>
+        <w:t xml:space="preserve">=== Проста перестановка ===</w:t>
+      </w:r>
+      <w:r>
+        <w:br/>
+      </w:r>
+      <w:r>
+        <w:rPr>
+          <w:rStyle w:val="VerbatimChar"/>
+        </w:rPr>
+        <w:t xml:space="preserve">Відкритий текст:    HELLO WORLD</w:t>
+      </w:r>
+      <w:r>
+        <w:br/>
+      </w:r>
+      <w:r>
+        <w:rPr>
+          <w:rStyle w:val="VerbatimChar"/>
+        </w:rPr>
+        <w:t xml:space="preserve">Кількість стовпців: 4</w:t>
+      </w:r>
+      <w:r>
+        <w:br/>
+      </w:r>
+      <w:r>
+        <w:rPr>
+          <w:rStyle w:val="VerbatimChar"/>
+        </w:rPr>
+        <w:t xml:space="preserve">Шифротекст:         HOLEWDLOXLRX</w:t>
+      </w:r>
+      <w:r>
+        <w:br/>
+      </w:r>
+      <w:r>
+        <w:rPr>
+          <w:rStyle w:val="VerbatimChar"/>
+        </w:rPr>
+        <w:t xml:space="preserve">Розшифровано:       HELLOWORLDXX</w:t>
       </w:r>
     </w:p>
     <w:bookmarkEnd w:id="14"/>
@@ -1217,592 +1428,875 @@
         <w:rPr>
           <w:rStyle w:val="VerbatimChar"/>
         </w:rPr>
-        <w:t xml:space="preserve">def get_key_order(keyword: str) -&gt; list:</w:t>
-      </w:r>
-      <w:r>
-        <w:br/>
-      </w:r>
-      <w:r>
-        <w:rPr>
-          <w:rStyle w:val="VerbatimChar"/>
-        </w:rPr>
-        <w:t xml:space="preserve">    """Визначає порядок стовпців за алфавітним порядком літер ключа."""</w:t>
-      </w:r>
-      <w:r>
-        <w:br/>
-      </w:r>
-      <w:r>
-        <w:rPr>
-          <w:rStyle w:val="VerbatimChar"/>
-        </w:rPr>
-        <w:t xml:space="preserve">    # Створюємо пари (літера, індекс)</w:t>
-      </w:r>
-      <w:r>
-        <w:br/>
-      </w:r>
-      <w:r>
-        <w:rPr>
-          <w:rStyle w:val="VerbatimChar"/>
-        </w:rPr>
-        <w:t xml:space="preserve">    pairs = [(c, i) for i, c in enumerate(keyword.upper())]</w:t>
-      </w:r>
-      <w:r>
-        <w:br/>
-      </w:r>
-      <w:r>
-        <w:rPr>
-          <w:rStyle w:val="VerbatimChar"/>
-        </w:rPr>
-        <w:t xml:space="preserve">    # Сортуємо за алфавітом</w:t>
-      </w:r>
-      <w:r>
-        <w:br/>
-      </w:r>
-      <w:r>
-        <w:rPr>
-          <w:rStyle w:val="VerbatimChar"/>
-        </w:rPr>
-        <w:t xml:space="preserve">    sorted_pairs = sorted(pairs, key=lambda x: x[0])</w:t>
-      </w:r>
-      <w:r>
-        <w:br/>
-      </w:r>
-      <w:r>
-        <w:rPr>
-          <w:rStyle w:val="VerbatimChar"/>
-        </w:rPr>
-        <w:t xml:space="preserve">    # Повертаємо порядок</w:t>
-      </w:r>
-      <w:r>
-        <w:br/>
-      </w:r>
-      <w:r>
-        <w:rPr>
-          <w:rStyle w:val="VerbatimChar"/>
-        </w:rPr>
-        <w:t xml:space="preserve">    order = [0] * len(keyword)</w:t>
-      </w:r>
-      <w:r>
-        <w:br/>
-      </w:r>
-      <w:r>
-        <w:rPr>
-          <w:rStyle w:val="VerbatimChar"/>
-        </w:rPr>
-        <w:t xml:space="preserve">    for new_pos, (_, old_pos) in enumerate(sorted_pairs):</w:t>
-      </w:r>
-      <w:r>
-        <w:br/>
-      </w:r>
-      <w:r>
-        <w:rPr>
-          <w:rStyle w:val="VerbatimChar"/>
-        </w:rPr>
-        <w:t xml:space="preserve">        order[old_pos] = new_pos</w:t>
-      </w:r>
-      <w:r>
-        <w:br/>
-      </w:r>
-      <w:r>
-        <w:rPr>
-          <w:rStyle w:val="VerbatimChar"/>
-        </w:rPr>
-        <w:t xml:space="preserve">    return order</w:t>
-      </w:r>
-      <w:r>
-        <w:br/>
-      </w:r>
-      <w:r>
-        <w:br/>
-      </w:r>
-      <w:r>
-        <w:rPr>
-          <w:rStyle w:val="VerbatimChar"/>
-        </w:rPr>
-        <w:t xml:space="preserve">def keyword_transposition_encrypt(plaintext: str, keyword: str) -&gt; str:</w:t>
-      </w:r>
-      <w:r>
-        <w:br/>
-      </w:r>
-      <w:r>
-        <w:rPr>
-          <w:rStyle w:val="VerbatimChar"/>
-        </w:rPr>
-        <w:t xml:space="preserve">    """Шифрування з ключовим словом."""</w:t>
-      </w:r>
-      <w:r>
-        <w:br/>
-      </w:r>
-      <w:r>
-        <w:rPr>
-          <w:rStyle w:val="VerbatimChar"/>
-        </w:rPr>
-        <w:t xml:space="preserve">    text = plaintext.replace(' ', '').upper()</w:t>
-      </w:r>
-      <w:r>
-        <w:br/>
-      </w:r>
-      <w:r>
-        <w:rPr>
-          <w:rStyle w:val="VerbatimChar"/>
-        </w:rPr>
-        <w:t xml:space="preserve">    key_len = len(keyword)</w:t>
-      </w:r>
-      <w:r>
-        <w:br/>
-      </w:r>
-      <w:r>
-        <w:br/>
-      </w:r>
-      <w:r>
-        <w:rPr>
-          <w:rStyle w:val="VerbatimChar"/>
-        </w:rPr>
-        <w:t xml:space="preserve">    # Доповнення</w:t>
-      </w:r>
-      <w:r>
-        <w:br/>
-      </w:r>
-      <w:r>
-        <w:rPr>
-          <w:rStyle w:val="VerbatimChar"/>
-        </w:rPr>
-        <w:t xml:space="preserve">    padding = (key_len - len(text) % key_len) % key_len</w:t>
-      </w:r>
-      <w:r>
-        <w:br/>
-      </w:r>
-      <w:r>
-        <w:rPr>
-          <w:rStyle w:val="VerbatimChar"/>
-        </w:rPr>
-        <w:t xml:space="preserve">    text += 'X' * padding</w:t>
-      </w:r>
-      <w:r>
-        <w:br/>
-      </w:r>
-      <w:r>
-        <w:br/>
-      </w:r>
-      <w:r>
-        <w:rPr>
-          <w:rStyle w:val="VerbatimChar"/>
-        </w:rPr>
-        <w:t xml:space="preserve">    rows = len(text) // key_len</w:t>
-      </w:r>
-      <w:r>
-        <w:br/>
-      </w:r>
-      <w:r>
-        <w:rPr>
-          <w:rStyle w:val="VerbatimChar"/>
-        </w:rPr>
-        <w:t xml:space="preserve">    order = get_key_order(keyword)</w:t>
-      </w:r>
-      <w:r>
-        <w:br/>
-      </w:r>
-      <w:r>
-        <w:br/>
-      </w:r>
-      <w:r>
-        <w:rPr>
-          <w:rStyle w:val="VerbatimChar"/>
-        </w:rPr>
-        <w:t xml:space="preserve">    # Створюємо таблицю</w:t>
-      </w:r>
-      <w:r>
-        <w:br/>
-      </w:r>
-      <w:r>
-        <w:rPr>
-          <w:rStyle w:val="VerbatimChar"/>
-        </w:rPr>
-        <w:t xml:space="preserve">    table = []</w:t>
-      </w:r>
-      <w:r>
-        <w:br/>
-      </w:r>
-      <w:r>
-        <w:rPr>
-          <w:rStyle w:val="VerbatimChar"/>
-        </w:rPr>
-        <w:t xml:space="preserve">    for i in range(rows):</w:t>
-      </w:r>
-      <w:r>
-        <w:br/>
-      </w:r>
-      <w:r>
-        <w:rPr>
-          <w:rStyle w:val="VerbatimChar"/>
-        </w:rPr>
-        <w:t xml:space="preserve">        table.append(list(text[i * key_len:(i + 1) * key_len]))</w:t>
-      </w:r>
-      <w:r>
-        <w:br/>
-      </w:r>
-      <w:r>
-        <w:br/>
-      </w:r>
-      <w:r>
-        <w:rPr>
-          <w:rStyle w:val="VerbatimChar"/>
-        </w:rPr>
-        <w:t xml:space="preserve">    # Читаємо в порядку ключа</w:t>
-      </w:r>
-      <w:r>
-        <w:br/>
-      </w:r>
-      <w:r>
-        <w:rPr>
-          <w:rStyle w:val="VerbatimChar"/>
-        </w:rPr>
-        <w:t xml:space="preserve">    ciphertext = ''</w:t>
-      </w:r>
-      <w:r>
-        <w:br/>
-      </w:r>
-      <w:r>
-        <w:rPr>
-          <w:rStyle w:val="VerbatimChar"/>
-        </w:rPr>
-        <w:t xml:space="preserve">    for target_col in range(key_len):</w:t>
-      </w:r>
-      <w:r>
-        <w:br/>
-      </w:r>
-      <w:r>
-        <w:rPr>
-          <w:rStyle w:val="VerbatimChar"/>
-        </w:rPr>
-        <w:t xml:space="preserve">        # Знаходимо стовпець з порядковим номером target_col</w:t>
-      </w:r>
-      <w:r>
-        <w:br/>
-      </w:r>
-      <w:r>
-        <w:rPr>
-          <w:rStyle w:val="VerbatimChar"/>
-        </w:rPr>
-        <w:t xml:space="preserve">        actual_col = order.index(target_col)</w:t>
-      </w:r>
-      <w:r>
-        <w:br/>
-      </w:r>
-      <w:r>
-        <w:rPr>
-          <w:rStyle w:val="VerbatimChar"/>
-        </w:rPr>
-        <w:t xml:space="preserve">        for row in range(rows):</w:t>
-      </w:r>
-      <w:r>
-        <w:br/>
-      </w:r>
-      <w:r>
-        <w:rPr>
-          <w:rStyle w:val="VerbatimChar"/>
-        </w:rPr>
-        <w:t xml:space="preserve">            ciphertext += table[row][actual_col]</w:t>
-      </w:r>
-      <w:r>
-        <w:br/>
-      </w:r>
-      <w:r>
-        <w:br/>
-      </w:r>
-      <w:r>
-        <w:rPr>
-          <w:rStyle w:val="VerbatimChar"/>
-        </w:rPr>
-        <w:t xml:space="preserve">    return ciphertext</w:t>
-      </w:r>
-      <w:r>
-        <w:br/>
-      </w:r>
-      <w:r>
-        <w:br/>
-      </w:r>
-      <w:r>
-        <w:rPr>
-          <w:rStyle w:val="VerbatimChar"/>
-        </w:rPr>
-        <w:t xml:space="preserve">def keyword_transposition_decrypt(ciphertext: str, keyword: str) -&gt; str:</w:t>
-      </w:r>
-      <w:r>
-        <w:br/>
-      </w:r>
-      <w:r>
-        <w:rPr>
-          <w:rStyle w:val="VerbatimChar"/>
-        </w:rPr>
-        <w:t xml:space="preserve">    """Дешифрування з ключовим словом."""</w:t>
-      </w:r>
-      <w:r>
-        <w:br/>
-      </w:r>
-      <w:r>
-        <w:rPr>
-          <w:rStyle w:val="VerbatimChar"/>
-        </w:rPr>
-        <w:t xml:space="preserve">    key_len = len(keyword)</w:t>
-      </w:r>
-      <w:r>
-        <w:br/>
-      </w:r>
-      <w:r>
-        <w:rPr>
-          <w:rStyle w:val="VerbatimChar"/>
-        </w:rPr>
-        <w:t xml:space="preserve">    rows = len(ciphertext) // key_len</w:t>
-      </w:r>
-      <w:r>
-        <w:br/>
-      </w:r>
-      <w:r>
-        <w:rPr>
-          <w:rStyle w:val="VerbatimChar"/>
-        </w:rPr>
-        <w:t xml:space="preserve">    order = get_key_order(keyword)</w:t>
-      </w:r>
-      <w:r>
-        <w:br/>
-      </w:r>
-      <w:r>
-        <w:br/>
-      </w:r>
-      <w:r>
-        <w:rPr>
-          <w:rStyle w:val="VerbatimChar"/>
-        </w:rPr>
-        <w:t xml:space="preserve">    # Записуємо в порядку ключа</w:t>
-      </w:r>
-      <w:r>
-        <w:br/>
-      </w:r>
-      <w:r>
-        <w:rPr>
-          <w:rStyle w:val="VerbatimChar"/>
-        </w:rPr>
-        <w:t xml:space="preserve">    table = [['' for _ in range(key_len)] for _ in range(rows)]</w:t>
-      </w:r>
-      <w:r>
-        <w:br/>
-      </w:r>
-      <w:r>
-        <w:rPr>
-          <w:rStyle w:val="VerbatimChar"/>
-        </w:rPr>
-        <w:t xml:space="preserve">    idx = 0</w:t>
-      </w:r>
-      <w:r>
-        <w:br/>
-      </w:r>
-      <w:r>
-        <w:br/>
-      </w:r>
-      <w:r>
-        <w:rPr>
-          <w:rStyle w:val="VerbatimChar"/>
-        </w:rPr>
-        <w:t xml:space="preserve">    for target_col in range(key_len):</w:t>
-      </w:r>
-      <w:r>
-        <w:br/>
-      </w:r>
-      <w:r>
-        <w:rPr>
-          <w:rStyle w:val="VerbatimChar"/>
-        </w:rPr>
-        <w:t xml:space="preserve">        actual_col = order.index(target_col)</w:t>
-      </w:r>
-      <w:r>
-        <w:br/>
-      </w:r>
-      <w:r>
-        <w:rPr>
-          <w:rStyle w:val="VerbatimChar"/>
-        </w:rPr>
-        <w:t xml:space="preserve">        for row in range(rows):</w:t>
-      </w:r>
-      <w:r>
-        <w:br/>
-      </w:r>
-      <w:r>
-        <w:rPr>
-          <w:rStyle w:val="VerbatimChar"/>
-        </w:rPr>
-        <w:t xml:space="preserve">            table[row][actual_col] = ciphertext[idx]</w:t>
-      </w:r>
-      <w:r>
-        <w:br/>
-      </w:r>
-      <w:r>
-        <w:rPr>
-          <w:rStyle w:val="VerbatimChar"/>
-        </w:rPr>
-        <w:t xml:space="preserve">            idx += 1</w:t>
-      </w:r>
-      <w:r>
-        <w:br/>
-      </w:r>
-      <w:r>
-        <w:br/>
-      </w:r>
-      <w:r>
-        <w:rPr>
-          <w:rStyle w:val="VerbatimChar"/>
-        </w:rPr>
-        <w:t xml:space="preserve">    # Читаємо по рядках</w:t>
-      </w:r>
-      <w:r>
-        <w:br/>
-      </w:r>
-      <w:r>
-        <w:rPr>
-          <w:rStyle w:val="VerbatimChar"/>
-        </w:rPr>
-        <w:t xml:space="preserve">    plaintext = ''</w:t>
-      </w:r>
-      <w:r>
-        <w:br/>
-      </w:r>
-      <w:r>
-        <w:rPr>
-          <w:rStyle w:val="VerbatimChar"/>
-        </w:rPr>
-        <w:t xml:space="preserve">    for row in table:</w:t>
-      </w:r>
-      <w:r>
-        <w:br/>
-      </w:r>
-      <w:r>
-        <w:rPr>
-          <w:rStyle w:val="VerbatimChar"/>
-        </w:rPr>
-        <w:t xml:space="preserve">        plaintext += ''.join(row)</w:t>
-      </w:r>
-      <w:r>
-        <w:br/>
-      </w:r>
-      <w:r>
-        <w:br/>
-      </w:r>
-      <w:r>
-        <w:rPr>
-          <w:rStyle w:val="VerbatimChar"/>
-        </w:rPr>
-        <w:t xml:space="preserve">    return plaintext</w:t>
-      </w:r>
-      <w:r>
-        <w:br/>
-      </w:r>
-      <w:r>
-        <w:br/>
-      </w:r>
-      <w:r>
-        <w:rPr>
-          <w:rStyle w:val="VerbatimChar"/>
-        </w:rPr>
-        <w:t xml:space="preserve"># Демонстрація</w:t>
-      </w:r>
-      <w:r>
-        <w:br/>
-      </w:r>
-      <w:r>
-        <w:rPr>
-          <w:rStyle w:val="VerbatimChar"/>
-        </w:rPr>
-        <w:t xml:space="preserve">keyword = "CRYPTO"</w:t>
-      </w:r>
-      <w:r>
-        <w:br/>
-      </w:r>
-      <w:r>
-        <w:rPr>
-          <w:rStyle w:val="VerbatimChar"/>
-        </w:rPr>
-        <w:t xml:space="preserve">plaintext = "ATTACK AT DAWN"</w:t>
-      </w:r>
-      <w:r>
-        <w:br/>
-      </w:r>
-      <w:r>
-        <w:br/>
-      </w:r>
-      <w:r>
-        <w:rPr>
-          <w:rStyle w:val="VerbatimChar"/>
-        </w:rPr>
-        <w:t xml:space="preserve">print("\n=== Перестановка з ключовим словом ===")</w:t>
-      </w:r>
-      <w:r>
-        <w:br/>
-      </w:r>
-      <w:r>
-        <w:rPr>
-          <w:rStyle w:val="VerbatimChar"/>
-        </w:rPr>
-        <w:t xml:space="preserve">print(f"Ключ: {keyword}")</w:t>
-      </w:r>
-      <w:r>
-        <w:br/>
-      </w:r>
-      <w:r>
-        <w:rPr>
-          <w:rStyle w:val="VerbatimChar"/>
-        </w:rPr>
-        <w:t xml:space="preserve">print(f"Порядок: {get_key_order(keyword)}")</w:t>
-      </w:r>
-      <w:r>
-        <w:br/>
-      </w:r>
-      <w:r>
-        <w:rPr>
-          <w:rStyle w:val="VerbatimChar"/>
-        </w:rPr>
-        <w:t xml:space="preserve">print(f"Відкритий текст: {plaintext}")</w:t>
-      </w:r>
-      <w:r>
-        <w:br/>
-      </w:r>
-      <w:r>
-        <w:br/>
-      </w:r>
-      <w:r>
-        <w:rPr>
-          <w:rStyle w:val="VerbatimChar"/>
-        </w:rPr>
-        <w:t xml:space="preserve">ciphertext = keyword_transposition_encrypt(plaintext, keyword)</w:t>
-      </w:r>
-      <w:r>
-        <w:br/>
-      </w:r>
-      <w:r>
-        <w:rPr>
-          <w:rStyle w:val="VerbatimChar"/>
-        </w:rPr>
-        <w:t xml:space="preserve">print(f"Шифротекст: {ciphertext}")</w:t>
-      </w:r>
-      <w:r>
-        <w:br/>
-      </w:r>
-      <w:r>
-        <w:br/>
-      </w:r>
-      <w:r>
-        <w:rPr>
-          <w:rStyle w:val="VerbatimChar"/>
-        </w:rPr>
-        <w:t xml:space="preserve">decrypted = keyword_transposition_decrypt(ciphertext, keyword)</w:t>
-      </w:r>
-      <w:r>
-        <w:br/>
-      </w:r>
-      <w:r>
-        <w:rPr>
-          <w:rStyle w:val="VerbatimChar"/>
-        </w:rPr>
-        <w:t xml:space="preserve">print(f"Розшифровано: {decrypted}")</w:t>
+        <w:t xml:space="preserve">#include &lt;iostream&gt;</w:t>
+      </w:r>
+      <w:r>
+        <w:br/>
+      </w:r>
+      <w:r>
+        <w:rPr>
+          <w:rStyle w:val="VerbatimChar"/>
+        </w:rPr>
+        <w:t xml:space="preserve">#include &lt;string&gt;</w:t>
+      </w:r>
+      <w:r>
+        <w:br/>
+      </w:r>
+      <w:r>
+        <w:rPr>
+          <w:rStyle w:val="VerbatimChar"/>
+        </w:rPr>
+        <w:t xml:space="preserve">#include &lt;vector&gt;</w:t>
+      </w:r>
+      <w:r>
+        <w:br/>
+      </w:r>
+      <w:r>
+        <w:rPr>
+          <w:rStyle w:val="VerbatimChar"/>
+        </w:rPr>
+        <w:t xml:space="preserve">#include &lt;numeric&gt;</w:t>
+      </w:r>
+      <w:r>
+        <w:br/>
+      </w:r>
+      <w:r>
+        <w:rPr>
+          <w:rStyle w:val="VerbatimChar"/>
+        </w:rPr>
+        <w:t xml:space="preserve">#include &lt;algorithm&gt;</w:t>
+      </w:r>
+      <w:r>
+        <w:br/>
+      </w:r>
+      <w:r>
+        <w:rPr>
+          <w:rStyle w:val="VerbatimChar"/>
+        </w:rPr>
+        <w:t xml:space="preserve">#include &lt;cctype&gt;</w:t>
+      </w:r>
+      <w:r>
+        <w:br/>
+      </w:r>
+      <w:r>
+        <w:br/>
+      </w:r>
+      <w:r>
+        <w:rPr>
+          <w:rStyle w:val="VerbatimChar"/>
+        </w:rPr>
+        <w:t xml:space="preserve">// Порядок стовпців за алфавітним порядком літер ключа:</w:t>
+      </w:r>
+      <w:r>
+        <w:br/>
+      </w:r>
+      <w:r>
+        <w:rPr>
+          <w:rStyle w:val="VerbatimChar"/>
+        </w:rPr>
+        <w:t xml:space="preserve">// order[i] — номер стовпця i у послідовності читання</w:t>
+      </w:r>
+      <w:r>
+        <w:br/>
+      </w:r>
+      <w:r>
+        <w:rPr>
+          <w:rStyle w:val="VerbatimChar"/>
+        </w:rPr>
+        <w:t xml:space="preserve">std::vector&lt;int&gt; getKeyOrder(const std::string&amp; keyword) {</w:t>
+      </w:r>
+      <w:r>
+        <w:br/>
+      </w:r>
+      <w:r>
+        <w:rPr>
+          <w:rStyle w:val="VerbatimChar"/>
+        </w:rPr>
+        <w:t xml:space="preserve">    int n = static_cast&lt;int&gt;(keyword.size());</w:t>
+      </w:r>
+      <w:r>
+        <w:br/>
+      </w:r>
+      <w:r>
+        <w:rPr>
+          <w:rStyle w:val="VerbatimChar"/>
+        </w:rPr>
+        <w:t xml:space="preserve">    std::vector&lt;int&gt; idx(n);</w:t>
+      </w:r>
+      <w:r>
+        <w:br/>
+      </w:r>
+      <w:r>
+        <w:rPr>
+          <w:rStyle w:val="VerbatimChar"/>
+        </w:rPr>
+        <w:t xml:space="preserve">    std::iota(idx.begin(), idx.end(), 0);</w:t>
+      </w:r>
+      <w:r>
+        <w:br/>
+      </w:r>
+      <w:r>
+        <w:br/>
+      </w:r>
+      <w:r>
+        <w:rPr>
+          <w:rStyle w:val="VerbatimChar"/>
+        </w:rPr>
+        <w:t xml:space="preserve">    // Стабільне сортування: однакові літери зберігають порядок появи</w:t>
+      </w:r>
+      <w:r>
+        <w:br/>
+      </w:r>
+      <w:r>
+        <w:rPr>
+          <w:rStyle w:val="VerbatimChar"/>
+        </w:rPr>
+        <w:t xml:space="preserve">    std::stable_sort(idx.begin(), idx.end(), [&amp;keyword](int a, int b) {</w:t>
+      </w:r>
+      <w:r>
+        <w:br/>
+      </w:r>
+      <w:r>
+        <w:rPr>
+          <w:rStyle w:val="VerbatimChar"/>
+        </w:rPr>
+        <w:t xml:space="preserve">        return std::toupper(static_cast&lt;unsigned char&gt;(keyword[a])) &lt;</w:t>
+      </w:r>
+      <w:r>
+        <w:br/>
+      </w:r>
+      <w:r>
+        <w:rPr>
+          <w:rStyle w:val="VerbatimChar"/>
+        </w:rPr>
+        <w:t xml:space="preserve">               std::toupper(static_cast&lt;unsigned char&gt;(keyword[b]));</w:t>
+      </w:r>
+      <w:r>
+        <w:br/>
+      </w:r>
+      <w:r>
+        <w:rPr>
+          <w:rStyle w:val="VerbatimChar"/>
+        </w:rPr>
+        <w:t xml:space="preserve">    });</w:t>
+      </w:r>
+      <w:r>
+        <w:br/>
+      </w:r>
+      <w:r>
+        <w:br/>
+      </w:r>
+      <w:r>
+        <w:rPr>
+          <w:rStyle w:val="VerbatimChar"/>
+        </w:rPr>
+        <w:t xml:space="preserve">    std::vector&lt;int&gt; order(n);</w:t>
+      </w:r>
+      <w:r>
+        <w:br/>
+      </w:r>
+      <w:r>
+        <w:rPr>
+          <w:rStyle w:val="VerbatimChar"/>
+        </w:rPr>
+        <w:t xml:space="preserve">    for (int pos = 0; pos &lt; n; ++pos) {</w:t>
+      </w:r>
+      <w:r>
+        <w:br/>
+      </w:r>
+      <w:r>
+        <w:rPr>
+          <w:rStyle w:val="VerbatimChar"/>
+        </w:rPr>
+        <w:t xml:space="preserve">        order[idx[pos]] = pos;</w:t>
+      </w:r>
+      <w:r>
+        <w:br/>
+      </w:r>
+      <w:r>
+        <w:rPr>
+          <w:rStyle w:val="VerbatimChar"/>
+        </w:rPr>
+        <w:t xml:space="preserve">    }</w:t>
+      </w:r>
+      <w:r>
+        <w:br/>
+      </w:r>
+      <w:r>
+        <w:rPr>
+          <w:rStyle w:val="VerbatimChar"/>
+        </w:rPr>
+        <w:t xml:space="preserve">    return order;</w:t>
+      </w:r>
+      <w:r>
+        <w:br/>
+      </w:r>
+      <w:r>
+        <w:rPr>
+          <w:rStyle w:val="VerbatimChar"/>
+        </w:rPr>
+        <w:t xml:space="preserve">}</w:t>
+      </w:r>
+      <w:r>
+        <w:br/>
+      </w:r>
+      <w:r>
+        <w:br/>
+      </w:r>
+      <w:r>
+        <w:rPr>
+          <w:rStyle w:val="VerbatimChar"/>
+        </w:rPr>
+        <w:t xml:space="preserve">std::string normalize(const std::string&amp; text) {</w:t>
+      </w:r>
+      <w:r>
+        <w:br/>
+      </w:r>
+      <w:r>
+        <w:rPr>
+          <w:rStyle w:val="VerbatimChar"/>
+        </w:rPr>
+        <w:t xml:space="preserve">    std::string result;</w:t>
+      </w:r>
+      <w:r>
+        <w:br/>
+      </w:r>
+      <w:r>
+        <w:rPr>
+          <w:rStyle w:val="VerbatimChar"/>
+        </w:rPr>
+        <w:t xml:space="preserve">    for (char c : text) {</w:t>
+      </w:r>
+      <w:r>
+        <w:br/>
+      </w:r>
+      <w:r>
+        <w:rPr>
+          <w:rStyle w:val="VerbatimChar"/>
+        </w:rPr>
+        <w:t xml:space="preserve">        if (!std::isspace(static_cast&lt;unsigned char&gt;(c))) {</w:t>
+      </w:r>
+      <w:r>
+        <w:br/>
+      </w:r>
+      <w:r>
+        <w:rPr>
+          <w:rStyle w:val="VerbatimChar"/>
+        </w:rPr>
+        <w:t xml:space="preserve">            result += static_cast&lt;char&gt;(std::toupper(static_cast&lt;unsigned char&gt;(c)));</w:t>
+      </w:r>
+      <w:r>
+        <w:br/>
+      </w:r>
+      <w:r>
+        <w:rPr>
+          <w:rStyle w:val="VerbatimChar"/>
+        </w:rPr>
+        <w:t xml:space="preserve">        }</w:t>
+      </w:r>
+      <w:r>
+        <w:br/>
+      </w:r>
+      <w:r>
+        <w:rPr>
+          <w:rStyle w:val="VerbatimChar"/>
+        </w:rPr>
+        <w:t xml:space="preserve">    }</w:t>
+      </w:r>
+      <w:r>
+        <w:br/>
+      </w:r>
+      <w:r>
+        <w:rPr>
+          <w:rStyle w:val="VerbatimChar"/>
+        </w:rPr>
+        <w:t xml:space="preserve">    return result;</w:t>
+      </w:r>
+      <w:r>
+        <w:br/>
+      </w:r>
+      <w:r>
+        <w:rPr>
+          <w:rStyle w:val="VerbatimChar"/>
+        </w:rPr>
+        <w:t xml:space="preserve">}</w:t>
+      </w:r>
+      <w:r>
+        <w:br/>
+      </w:r>
+      <w:r>
+        <w:br/>
+      </w:r>
+      <w:r>
+        <w:rPr>
+          <w:rStyle w:val="VerbatimChar"/>
+        </w:rPr>
+        <w:t xml:space="preserve">std::string keywordEncrypt(const std::string&amp; plaintext, const std::string&amp; keyword) {</w:t>
+      </w:r>
+      <w:r>
+        <w:br/>
+      </w:r>
+      <w:r>
+        <w:rPr>
+          <w:rStyle w:val="VerbatimChar"/>
+        </w:rPr>
+        <w:t xml:space="preserve">    std::string text = normalize(plaintext);</w:t>
+      </w:r>
+      <w:r>
+        <w:br/>
+      </w:r>
+      <w:r>
+        <w:rPr>
+          <w:rStyle w:val="VerbatimChar"/>
+        </w:rPr>
+        <w:t xml:space="preserve">    int keyLen = static_cast&lt;int&gt;(keyword.size());</w:t>
+      </w:r>
+      <w:r>
+        <w:br/>
+      </w:r>
+      <w:r>
+        <w:br/>
+      </w:r>
+      <w:r>
+        <w:rPr>
+          <w:rStyle w:val="VerbatimChar"/>
+        </w:rPr>
+        <w:t xml:space="preserve">    while (text.size() % keyLen != 0) {</w:t>
+      </w:r>
+      <w:r>
+        <w:br/>
+      </w:r>
+      <w:r>
+        <w:rPr>
+          <w:rStyle w:val="VerbatimChar"/>
+        </w:rPr>
+        <w:t xml:space="preserve">        text += 'X';</w:t>
+      </w:r>
+      <w:r>
+        <w:br/>
+      </w:r>
+      <w:r>
+        <w:rPr>
+          <w:rStyle w:val="VerbatimChar"/>
+        </w:rPr>
+        <w:t xml:space="preserve">    }</w:t>
+      </w:r>
+      <w:r>
+        <w:br/>
+      </w:r>
+      <w:r>
+        <w:br/>
+      </w:r>
+      <w:r>
+        <w:rPr>
+          <w:rStyle w:val="VerbatimChar"/>
+        </w:rPr>
+        <w:t xml:space="preserve">    int rows = static_cast&lt;int&gt;(text.size()) / keyLen;</w:t>
+      </w:r>
+      <w:r>
+        <w:br/>
+      </w:r>
+      <w:r>
+        <w:rPr>
+          <w:rStyle w:val="VerbatimChar"/>
+        </w:rPr>
+        <w:t xml:space="preserve">    std::vector&lt;int&gt; order = getKeyOrder(keyword);</w:t>
+      </w:r>
+      <w:r>
+        <w:br/>
+      </w:r>
+      <w:r>
+        <w:rPr>
+          <w:rStyle w:val="VerbatimChar"/>
+        </w:rPr>
+        <w:t xml:space="preserve">    std::string ciphertext;</w:t>
+      </w:r>
+      <w:r>
+        <w:br/>
+      </w:r>
+      <w:r>
+        <w:br/>
+      </w:r>
+      <w:r>
+        <w:rPr>
+          <w:rStyle w:val="VerbatimChar"/>
+        </w:rPr>
+        <w:t xml:space="preserve">    // Стовпці читаються в порядку, заданому ключем</w:t>
+      </w:r>
+      <w:r>
+        <w:br/>
+      </w:r>
+      <w:r>
+        <w:rPr>
+          <w:rStyle w:val="VerbatimChar"/>
+        </w:rPr>
+        <w:t xml:space="preserve">    for (int target = 0; target &lt; keyLen; ++target) {</w:t>
+      </w:r>
+      <w:r>
+        <w:br/>
+      </w:r>
+      <w:r>
+        <w:rPr>
+          <w:rStyle w:val="VerbatimChar"/>
+        </w:rPr>
+        <w:t xml:space="preserve">        int col = static_cast&lt;int&gt;(</w:t>
+      </w:r>
+      <w:r>
+        <w:br/>
+      </w:r>
+      <w:r>
+        <w:rPr>
+          <w:rStyle w:val="VerbatimChar"/>
+        </w:rPr>
+        <w:t xml:space="preserve">            std::find(order.begin(), order.end(), target) - order.begin());</w:t>
+      </w:r>
+      <w:r>
+        <w:br/>
+      </w:r>
+      <w:r>
+        <w:rPr>
+          <w:rStyle w:val="VerbatimChar"/>
+        </w:rPr>
+        <w:t xml:space="preserve">        for (int row = 0; row &lt; rows; ++row) {</w:t>
+      </w:r>
+      <w:r>
+        <w:br/>
+      </w:r>
+      <w:r>
+        <w:rPr>
+          <w:rStyle w:val="VerbatimChar"/>
+        </w:rPr>
+        <w:t xml:space="preserve">            ciphertext += text[row * keyLen + col];</w:t>
+      </w:r>
+      <w:r>
+        <w:br/>
+      </w:r>
+      <w:r>
+        <w:rPr>
+          <w:rStyle w:val="VerbatimChar"/>
+        </w:rPr>
+        <w:t xml:space="preserve">        }</w:t>
+      </w:r>
+      <w:r>
+        <w:br/>
+      </w:r>
+      <w:r>
+        <w:rPr>
+          <w:rStyle w:val="VerbatimChar"/>
+        </w:rPr>
+        <w:t xml:space="preserve">    }</w:t>
+      </w:r>
+      <w:r>
+        <w:br/>
+      </w:r>
+      <w:r>
+        <w:br/>
+      </w:r>
+      <w:r>
+        <w:rPr>
+          <w:rStyle w:val="VerbatimChar"/>
+        </w:rPr>
+        <w:t xml:space="preserve">    return ciphertext;</w:t>
+      </w:r>
+      <w:r>
+        <w:br/>
+      </w:r>
+      <w:r>
+        <w:rPr>
+          <w:rStyle w:val="VerbatimChar"/>
+        </w:rPr>
+        <w:t xml:space="preserve">}</w:t>
+      </w:r>
+      <w:r>
+        <w:br/>
+      </w:r>
+      <w:r>
+        <w:br/>
+      </w:r>
+      <w:r>
+        <w:rPr>
+          <w:rStyle w:val="VerbatimChar"/>
+        </w:rPr>
+        <w:t xml:space="preserve">std::string keywordDecrypt(const std::string&amp; ciphertext, const std::string&amp; keyword) {</w:t>
+      </w:r>
+      <w:r>
+        <w:br/>
+      </w:r>
+      <w:r>
+        <w:rPr>
+          <w:rStyle w:val="VerbatimChar"/>
+        </w:rPr>
+        <w:t xml:space="preserve">    int keyLen = static_cast&lt;int&gt;(keyword.size());</w:t>
+      </w:r>
+      <w:r>
+        <w:br/>
+      </w:r>
+      <w:r>
+        <w:rPr>
+          <w:rStyle w:val="VerbatimChar"/>
+        </w:rPr>
+        <w:t xml:space="preserve">    int rows = static_cast&lt;int&gt;(ciphertext.size()) / keyLen;</w:t>
+      </w:r>
+      <w:r>
+        <w:br/>
+      </w:r>
+      <w:r>
+        <w:rPr>
+          <w:rStyle w:val="VerbatimChar"/>
+        </w:rPr>
+        <w:t xml:space="preserve">    std::vector&lt;int&gt; order = getKeyOrder(keyword);</w:t>
+      </w:r>
+      <w:r>
+        <w:br/>
+      </w:r>
+      <w:r>
+        <w:rPr>
+          <w:rStyle w:val="VerbatimChar"/>
+        </w:rPr>
+        <w:t xml:space="preserve">    std::vector&lt;std::string&gt; table(rows, std::string(keyLen, ' '));</w:t>
+      </w:r>
+      <w:r>
+        <w:br/>
+      </w:r>
+      <w:r>
+        <w:br/>
+      </w:r>
+      <w:r>
+        <w:rPr>
+          <w:rStyle w:val="VerbatimChar"/>
+        </w:rPr>
+        <w:t xml:space="preserve">    size_t idx = 0;</w:t>
+      </w:r>
+      <w:r>
+        <w:br/>
+      </w:r>
+      <w:r>
+        <w:rPr>
+          <w:rStyle w:val="VerbatimChar"/>
+        </w:rPr>
+        <w:t xml:space="preserve">    for (int target = 0; target &lt; keyLen; ++target) {</w:t>
+      </w:r>
+      <w:r>
+        <w:br/>
+      </w:r>
+      <w:r>
+        <w:rPr>
+          <w:rStyle w:val="VerbatimChar"/>
+        </w:rPr>
+        <w:t xml:space="preserve">        int col = static_cast&lt;int&gt;(</w:t>
+      </w:r>
+      <w:r>
+        <w:br/>
+      </w:r>
+      <w:r>
+        <w:rPr>
+          <w:rStyle w:val="VerbatimChar"/>
+        </w:rPr>
+        <w:t xml:space="preserve">            std::find(order.begin(), order.end(), target) - order.begin());</w:t>
+      </w:r>
+      <w:r>
+        <w:br/>
+      </w:r>
+      <w:r>
+        <w:rPr>
+          <w:rStyle w:val="VerbatimChar"/>
+        </w:rPr>
+        <w:t xml:space="preserve">        for (int row = 0; row &lt; rows; ++row) {</w:t>
+      </w:r>
+      <w:r>
+        <w:br/>
+      </w:r>
+      <w:r>
+        <w:rPr>
+          <w:rStyle w:val="VerbatimChar"/>
+        </w:rPr>
+        <w:t xml:space="preserve">            table[row][col] = ciphertext[idx++];</w:t>
+      </w:r>
+      <w:r>
+        <w:br/>
+      </w:r>
+      <w:r>
+        <w:rPr>
+          <w:rStyle w:val="VerbatimChar"/>
+        </w:rPr>
+        <w:t xml:space="preserve">        }</w:t>
+      </w:r>
+      <w:r>
+        <w:br/>
+      </w:r>
+      <w:r>
+        <w:rPr>
+          <w:rStyle w:val="VerbatimChar"/>
+        </w:rPr>
+        <w:t xml:space="preserve">    }</w:t>
+      </w:r>
+      <w:r>
+        <w:br/>
+      </w:r>
+      <w:r>
+        <w:br/>
+      </w:r>
+      <w:r>
+        <w:rPr>
+          <w:rStyle w:val="VerbatimChar"/>
+        </w:rPr>
+        <w:t xml:space="preserve">    std::string plaintext;</w:t>
+      </w:r>
+      <w:r>
+        <w:br/>
+      </w:r>
+      <w:r>
+        <w:rPr>
+          <w:rStyle w:val="VerbatimChar"/>
+        </w:rPr>
+        <w:t xml:space="preserve">    for (const std::string&amp; row : table) {</w:t>
+      </w:r>
+      <w:r>
+        <w:br/>
+      </w:r>
+      <w:r>
+        <w:rPr>
+          <w:rStyle w:val="VerbatimChar"/>
+        </w:rPr>
+        <w:t xml:space="preserve">        plaintext += row;</w:t>
+      </w:r>
+      <w:r>
+        <w:br/>
+      </w:r>
+      <w:r>
+        <w:rPr>
+          <w:rStyle w:val="VerbatimChar"/>
+        </w:rPr>
+        <w:t xml:space="preserve">    }</w:t>
+      </w:r>
+      <w:r>
+        <w:br/>
+      </w:r>
+      <w:r>
+        <w:rPr>
+          <w:rStyle w:val="VerbatimChar"/>
+        </w:rPr>
+        <w:t xml:space="preserve">    return plaintext;</w:t>
+      </w:r>
+      <w:r>
+        <w:br/>
+      </w:r>
+      <w:r>
+        <w:rPr>
+          <w:rStyle w:val="VerbatimChar"/>
+        </w:rPr>
+        <w:t xml:space="preserve">}</w:t>
+      </w:r>
+      <w:r>
+        <w:br/>
+      </w:r>
+      <w:r>
+        <w:br/>
+      </w:r>
+      <w:r>
+        <w:rPr>
+          <w:rStyle w:val="VerbatimChar"/>
+        </w:rPr>
+        <w:t xml:space="preserve">int main() {</w:t>
+      </w:r>
+      <w:r>
+        <w:br/>
+      </w:r>
+      <w:r>
+        <w:rPr>
+          <w:rStyle w:val="VerbatimChar"/>
+        </w:rPr>
+        <w:t xml:space="preserve">    std::string keyword = "CIPHER";</w:t>
+      </w:r>
+      <w:r>
+        <w:br/>
+      </w:r>
+      <w:r>
+        <w:rPr>
+          <w:rStyle w:val="VerbatimChar"/>
+        </w:rPr>
+        <w:t xml:space="preserve">    std::string plaintext = "TRANSPOSITION CIPHER";</w:t>
+      </w:r>
+      <w:r>
+        <w:br/>
+      </w:r>
+      <w:r>
+        <w:br/>
+      </w:r>
+      <w:r>
+        <w:rPr>
+          <w:rStyle w:val="VerbatimChar"/>
+        </w:rPr>
+        <w:t xml:space="preserve">    std::vector&lt;int&gt; order = getKeyOrder(keyword);</w:t>
+      </w:r>
+      <w:r>
+        <w:br/>
+      </w:r>
+      <w:r>
+        <w:rPr>
+          <w:rStyle w:val="VerbatimChar"/>
+        </w:rPr>
+        <w:t xml:space="preserve">    std::cout &lt;&lt; "Ключове слово:   " &lt;&lt; keyword &lt;&lt; "\n";</w:t>
+      </w:r>
+      <w:r>
+        <w:br/>
+      </w:r>
+      <w:r>
+        <w:rPr>
+          <w:rStyle w:val="VerbatimChar"/>
+        </w:rPr>
+        <w:t xml:space="preserve">    std::cout &lt;&lt; "Порядок стовпців:";</w:t>
+      </w:r>
+      <w:r>
+        <w:br/>
+      </w:r>
+      <w:r>
+        <w:rPr>
+          <w:rStyle w:val="VerbatimChar"/>
+        </w:rPr>
+        <w:t xml:space="preserve">    for (int value : order) {</w:t>
+      </w:r>
+      <w:r>
+        <w:br/>
+      </w:r>
+      <w:r>
+        <w:rPr>
+          <w:rStyle w:val="VerbatimChar"/>
+        </w:rPr>
+        <w:t xml:space="preserve">        std::cout &lt;&lt; " " &lt;&lt; value;</w:t>
+      </w:r>
+      <w:r>
+        <w:br/>
+      </w:r>
+      <w:r>
+        <w:rPr>
+          <w:rStyle w:val="VerbatimChar"/>
+        </w:rPr>
+        <w:t xml:space="preserve">    }</w:t>
+      </w:r>
+      <w:r>
+        <w:br/>
+      </w:r>
+      <w:r>
+        <w:rPr>
+          <w:rStyle w:val="VerbatimChar"/>
+        </w:rPr>
+        <w:t xml:space="preserve">    std::cout &lt;&lt; "\n";</w:t>
+      </w:r>
+      <w:r>
+        <w:br/>
+      </w:r>
+      <w:r>
+        <w:br/>
+      </w:r>
+      <w:r>
+        <w:rPr>
+          <w:rStyle w:val="VerbatimChar"/>
+        </w:rPr>
+        <w:t xml:space="preserve">    std::string ciphertext = keywordEncrypt(plaintext, keyword);</w:t>
+      </w:r>
+      <w:r>
+        <w:br/>
+      </w:r>
+      <w:r>
+        <w:rPr>
+          <w:rStyle w:val="VerbatimChar"/>
+        </w:rPr>
+        <w:t xml:space="preserve">    std::cout &lt;&lt; "Відкритий текст: " &lt;&lt; plaintext &lt;&lt; "\n";</w:t>
+      </w:r>
+      <w:r>
+        <w:br/>
+      </w:r>
+      <w:r>
+        <w:rPr>
+          <w:rStyle w:val="VerbatimChar"/>
+        </w:rPr>
+        <w:t xml:space="preserve">    std::cout &lt;&lt; "Шифротекст:      " &lt;&lt; ciphertext &lt;&lt; "\n";</w:t>
+      </w:r>
+      <w:r>
+        <w:br/>
+      </w:r>
+      <w:r>
+        <w:rPr>
+          <w:rStyle w:val="VerbatimChar"/>
+        </w:rPr>
+        <w:t xml:space="preserve">    std::cout &lt;&lt; "Розшифровано:    " &lt;&lt; keywordDecrypt(ciphertext, keyword) &lt;&lt; "\n";</w:t>
+      </w:r>
+      <w:r>
+        <w:br/>
+      </w:r>
+      <w:r>
+        <w:br/>
+      </w:r>
+      <w:r>
+        <w:rPr>
+          <w:rStyle w:val="VerbatimChar"/>
+        </w:rPr>
+        <w:t xml:space="preserve">    return 0;</w:t>
+      </w:r>
+      <w:r>
+        <w:br/>
+      </w:r>
+      <w:r>
+        <w:rPr>
+          <w:rStyle w:val="VerbatimChar"/>
+        </w:rPr>
+        <w:t xml:space="preserve">}</w:t>
+      </w:r>
+    </w:p>
+    <w:p>
+      <w:pPr>
+        <w:pStyle w:val="FirstParagraph"/>
+      </w:pPr>
+      <w:r>
+        <w:t xml:space="preserve">Результат роботи програми:</w:t>
+      </w:r>
+    </w:p>
+    <w:p>
+      <w:pPr>
+        <w:pStyle w:val="SourceCode"/>
+      </w:pPr>
+      <w:r>
+        <w:rPr>
+          <w:rStyle w:val="VerbatimChar"/>
+        </w:rPr>
+        <w:t xml:space="preserve">Ключове слово:   CIPHER</w:t>
+      </w:r>
+      <w:r>
+        <w:br/>
+      </w:r>
+      <w:r>
+        <w:rPr>
+          <w:rStyle w:val="VerbatimChar"/>
+        </w:rPr>
+        <w:t xml:space="preserve">Порядок стовпців: 0 3 4 2 1 5</w:t>
+      </w:r>
+      <w:r>
+        <w:br/>
+      </w:r>
+      <w:r>
+        <w:rPr>
+          <w:rStyle w:val="VerbatimChar"/>
+        </w:rPr>
+        <w:t xml:space="preserve">Відкритий текст: TRANSPOSITION CIPHER</w:t>
+      </w:r>
+      <w:r>
+        <w:br/>
+      </w:r>
+      <w:r>
+        <w:rPr>
+          <w:rStyle w:val="VerbatimChar"/>
+        </w:rPr>
+        <w:t xml:space="preserve">Шифротекст:      TONRSIHXNTPXRSCXAIIXPOEX</w:t>
+      </w:r>
+      <w:r>
+        <w:br/>
+      </w:r>
+      <w:r>
+        <w:rPr>
+          <w:rStyle w:val="VerbatimChar"/>
+        </w:rPr>
+        <w:t xml:space="preserve">Розшифровано:    TRANSPOSITIONCIPHERXXXXX</w:t>
       </w:r>
     </w:p>
     <w:bookmarkEnd w:id="15"/>
@@ -1823,460 +2317,532 @@
         <w:rPr>
           <w:rStyle w:val="VerbatimChar"/>
         </w:rPr>
-        <w:t xml:space="preserve">def double_transposition_encrypt(plaintext: str, row_key: str, col_key: str) -&gt; str:</w:t>
-      </w:r>
-      <w:r>
-        <w:br/>
-      </w:r>
-      <w:r>
-        <w:rPr>
-          <w:rStyle w:val="VerbatimChar"/>
-        </w:rPr>
-        <w:t xml:space="preserve">    """Подвійна перестановка (рядки і стовпці)."""</w:t>
-      </w:r>
-      <w:r>
-        <w:br/>
-      </w:r>
-      <w:r>
-        <w:rPr>
-          <w:rStyle w:val="VerbatimChar"/>
-        </w:rPr>
-        <w:t xml:space="preserve">    text = plaintext.replace(' ', '').upper()</w:t>
-      </w:r>
-      <w:r>
-        <w:br/>
-      </w:r>
-      <w:r>
-        <w:rPr>
-          <w:rStyle w:val="VerbatimChar"/>
-        </w:rPr>
-        <w:t xml:space="preserve">    rows = len(row_key)</w:t>
-      </w:r>
-      <w:r>
-        <w:br/>
-      </w:r>
-      <w:r>
-        <w:rPr>
-          <w:rStyle w:val="VerbatimChar"/>
-        </w:rPr>
-        <w:t xml:space="preserve">    cols = len(col_key)</w:t>
-      </w:r>
-      <w:r>
-        <w:br/>
-      </w:r>
-      <w:r>
-        <w:br/>
-      </w:r>
-      <w:r>
-        <w:rPr>
-          <w:rStyle w:val="VerbatimChar"/>
-        </w:rPr>
-        <w:t xml:space="preserve">    # Доповнення</w:t>
-      </w:r>
-      <w:r>
-        <w:br/>
-      </w:r>
-      <w:r>
-        <w:rPr>
-          <w:rStyle w:val="VerbatimChar"/>
-        </w:rPr>
-        <w:t xml:space="preserve">    padding = (rows * cols - len(text) % (rows * cols)) % (rows * cols)</w:t>
-      </w:r>
-      <w:r>
-        <w:br/>
-      </w:r>
-      <w:r>
-        <w:rPr>
-          <w:rStyle w:val="VerbatimChar"/>
-        </w:rPr>
-        <w:t xml:space="preserve">    text += 'X' * padding</w:t>
-      </w:r>
-      <w:r>
-        <w:br/>
-      </w:r>
-      <w:r>
-        <w:br/>
-      </w:r>
-      <w:r>
-        <w:rPr>
-          <w:rStyle w:val="VerbatimChar"/>
-        </w:rPr>
-        <w:t xml:space="preserve">    row_order = get_key_order(row_key)</w:t>
-      </w:r>
-      <w:r>
-        <w:br/>
-      </w:r>
-      <w:r>
-        <w:rPr>
-          <w:rStyle w:val="VerbatimChar"/>
-        </w:rPr>
-        <w:t xml:space="preserve">    col_order = get_key_order(col_key)</w:t>
-      </w:r>
-      <w:r>
-        <w:br/>
-      </w:r>
-      <w:r>
-        <w:br/>
-      </w:r>
-      <w:r>
-        <w:rPr>
-          <w:rStyle w:val="VerbatimChar"/>
-        </w:rPr>
-        <w:t xml:space="preserve">    # Створюємо таблицю</w:t>
-      </w:r>
-      <w:r>
-        <w:br/>
-      </w:r>
-      <w:r>
-        <w:rPr>
-          <w:rStyle w:val="VerbatimChar"/>
-        </w:rPr>
-        <w:t xml:space="preserve">    table = []</w:t>
-      </w:r>
-      <w:r>
-        <w:br/>
-      </w:r>
-      <w:r>
-        <w:rPr>
-          <w:rStyle w:val="VerbatimChar"/>
-        </w:rPr>
-        <w:t xml:space="preserve">    idx = 0</w:t>
-      </w:r>
-      <w:r>
-        <w:br/>
-      </w:r>
-      <w:r>
-        <w:rPr>
-          <w:rStyle w:val="VerbatimChar"/>
-        </w:rPr>
-        <w:t xml:space="preserve">    for _ in range(rows):</w:t>
-      </w:r>
-      <w:r>
-        <w:br/>
-      </w:r>
-      <w:r>
-        <w:rPr>
-          <w:rStyle w:val="VerbatimChar"/>
-        </w:rPr>
-        <w:t xml:space="preserve">        row = []</w:t>
-      </w:r>
-      <w:r>
-        <w:br/>
-      </w:r>
-      <w:r>
-        <w:rPr>
-          <w:rStyle w:val="VerbatimChar"/>
-        </w:rPr>
-        <w:t xml:space="preserve">        for _ in range(cols):</w:t>
-      </w:r>
-      <w:r>
-        <w:br/>
-      </w:r>
-      <w:r>
-        <w:rPr>
-          <w:rStyle w:val="VerbatimChar"/>
-        </w:rPr>
-        <w:t xml:space="preserve">            if idx &lt; len(text):</w:t>
-      </w:r>
-      <w:r>
-        <w:br/>
-      </w:r>
-      <w:r>
-        <w:rPr>
-          <w:rStyle w:val="VerbatimChar"/>
-        </w:rPr>
-        <w:t xml:space="preserve">                row.append(text[idx])</w:t>
-      </w:r>
-      <w:r>
-        <w:br/>
-      </w:r>
-      <w:r>
-        <w:rPr>
-          <w:rStyle w:val="VerbatimChar"/>
-        </w:rPr>
-        <w:t xml:space="preserve">                idx += 1</w:t>
-      </w:r>
-      <w:r>
-        <w:br/>
-      </w:r>
-      <w:r>
-        <w:rPr>
-          <w:rStyle w:val="VerbatimChar"/>
-        </w:rPr>
-        <w:t xml:space="preserve">            else:</w:t>
-      </w:r>
-      <w:r>
-        <w:br/>
-      </w:r>
-      <w:r>
-        <w:rPr>
-          <w:rStyle w:val="VerbatimChar"/>
-        </w:rPr>
-        <w:t xml:space="preserve">                row.append('X')</w:t>
-      </w:r>
-      <w:r>
-        <w:br/>
-      </w:r>
-      <w:r>
-        <w:rPr>
-          <w:rStyle w:val="VerbatimChar"/>
-        </w:rPr>
-        <w:t xml:space="preserve">        table.append(row)</w:t>
-      </w:r>
-      <w:r>
-        <w:br/>
-      </w:r>
-      <w:r>
-        <w:br/>
-      </w:r>
-      <w:r>
-        <w:rPr>
-          <w:rStyle w:val="VerbatimChar"/>
-        </w:rPr>
-        <w:t xml:space="preserve">    # Перестановка рядків</w:t>
-      </w:r>
-      <w:r>
-        <w:br/>
-      </w:r>
-      <w:r>
-        <w:rPr>
-          <w:rStyle w:val="VerbatimChar"/>
-        </w:rPr>
-        <w:t xml:space="preserve">    new_table = [None] * rows</w:t>
-      </w:r>
-      <w:r>
-        <w:br/>
-      </w:r>
-      <w:r>
-        <w:rPr>
-          <w:rStyle w:val="VerbatimChar"/>
-        </w:rPr>
-        <w:t xml:space="preserve">    for i, order in enumerate(row_order):</w:t>
-      </w:r>
-      <w:r>
-        <w:br/>
-      </w:r>
-      <w:r>
-        <w:rPr>
-          <w:rStyle w:val="VerbatimChar"/>
-        </w:rPr>
-        <w:t xml:space="preserve">        new_table[order] = table[i]</w:t>
-      </w:r>
-      <w:r>
-        <w:br/>
-      </w:r>
-      <w:r>
-        <w:br/>
-      </w:r>
-      <w:r>
-        <w:rPr>
-          <w:rStyle w:val="VerbatimChar"/>
-        </w:rPr>
-        <w:t xml:space="preserve">    # Перестановка стовпців</w:t>
-      </w:r>
-      <w:r>
-        <w:br/>
-      </w:r>
-      <w:r>
-        <w:rPr>
-          <w:rStyle w:val="VerbatimChar"/>
-        </w:rPr>
-        <w:t xml:space="preserve">    final_table = []</w:t>
-      </w:r>
-      <w:r>
-        <w:br/>
-      </w:r>
-      <w:r>
-        <w:rPr>
-          <w:rStyle w:val="VerbatimChar"/>
-        </w:rPr>
-        <w:t xml:space="preserve">    for row in new_table:</w:t>
-      </w:r>
-      <w:r>
-        <w:br/>
-      </w:r>
-      <w:r>
-        <w:rPr>
-          <w:rStyle w:val="VerbatimChar"/>
-        </w:rPr>
-        <w:t xml:space="preserve">        new_row = [None] * cols</w:t>
-      </w:r>
-      <w:r>
-        <w:br/>
-      </w:r>
-      <w:r>
-        <w:rPr>
-          <w:rStyle w:val="VerbatimChar"/>
-        </w:rPr>
-        <w:t xml:space="preserve">        for j, order in enumerate(col_order):</w:t>
-      </w:r>
-      <w:r>
-        <w:br/>
-      </w:r>
-      <w:r>
-        <w:rPr>
-          <w:rStyle w:val="VerbatimChar"/>
-        </w:rPr>
-        <w:t xml:space="preserve">            new_row[order] = row[j]</w:t>
-      </w:r>
-      <w:r>
-        <w:br/>
-      </w:r>
-      <w:r>
-        <w:rPr>
-          <w:rStyle w:val="VerbatimChar"/>
-        </w:rPr>
-        <w:t xml:space="preserve">        final_table.append(new_row)</w:t>
-      </w:r>
-      <w:r>
-        <w:br/>
-      </w:r>
-      <w:r>
-        <w:br/>
-      </w:r>
-      <w:r>
-        <w:rPr>
-          <w:rStyle w:val="VerbatimChar"/>
-        </w:rPr>
-        <w:t xml:space="preserve">    # Читаємо по рядках</w:t>
-      </w:r>
-      <w:r>
-        <w:br/>
-      </w:r>
-      <w:r>
-        <w:rPr>
-          <w:rStyle w:val="VerbatimChar"/>
-        </w:rPr>
-        <w:t xml:space="preserve">    ciphertext = ''</w:t>
-      </w:r>
-      <w:r>
-        <w:br/>
-      </w:r>
-      <w:r>
-        <w:rPr>
-          <w:rStyle w:val="VerbatimChar"/>
-        </w:rPr>
-        <w:t xml:space="preserve">    for row in final_table:</w:t>
-      </w:r>
-      <w:r>
-        <w:br/>
-      </w:r>
-      <w:r>
-        <w:rPr>
-          <w:rStyle w:val="VerbatimChar"/>
-        </w:rPr>
-        <w:t xml:space="preserve">        ciphertext += ''.join(row)</w:t>
-      </w:r>
-      <w:r>
-        <w:br/>
-      </w:r>
-      <w:r>
-        <w:br/>
-      </w:r>
-      <w:r>
-        <w:rPr>
-          <w:rStyle w:val="VerbatimChar"/>
-        </w:rPr>
-        <w:t xml:space="preserve">    return ciphertext</w:t>
-      </w:r>
-      <w:r>
-        <w:br/>
-      </w:r>
-      <w:r>
-        <w:br/>
-      </w:r>
-      <w:r>
-        <w:rPr>
-          <w:rStyle w:val="VerbatimChar"/>
-        </w:rPr>
-        <w:t xml:space="preserve"># Демонстрація</w:t>
-      </w:r>
-      <w:r>
-        <w:br/>
-      </w:r>
-      <w:r>
-        <w:rPr>
-          <w:rStyle w:val="VerbatimChar"/>
-        </w:rPr>
-        <w:t xml:space="preserve">row_key = "KEY"</w:t>
-      </w:r>
-      <w:r>
-        <w:br/>
-      </w:r>
-      <w:r>
-        <w:rPr>
-          <w:rStyle w:val="VerbatimChar"/>
-        </w:rPr>
-        <w:t xml:space="preserve">col_key = "CAT"</w:t>
-      </w:r>
-      <w:r>
-        <w:br/>
-      </w:r>
-      <w:r>
-        <w:rPr>
-          <w:rStyle w:val="VerbatimChar"/>
-        </w:rPr>
-        <w:t xml:space="preserve">plaintext = "HELLOWORL"</w:t>
-      </w:r>
-      <w:r>
-        <w:br/>
-      </w:r>
-      <w:r>
-        <w:br/>
-      </w:r>
-      <w:r>
-        <w:rPr>
-          <w:rStyle w:val="VerbatimChar"/>
-        </w:rPr>
-        <w:t xml:space="preserve">print("\n=== Подвійна перестановка ===")</w:t>
-      </w:r>
-      <w:r>
-        <w:br/>
-      </w:r>
-      <w:r>
-        <w:rPr>
-          <w:rStyle w:val="VerbatimChar"/>
-        </w:rPr>
-        <w:t xml:space="preserve">print(f"Ключ рядків: {row_key}")</w:t>
-      </w:r>
-      <w:r>
-        <w:br/>
-      </w:r>
-      <w:r>
-        <w:rPr>
-          <w:rStyle w:val="VerbatimChar"/>
-        </w:rPr>
-        <w:t xml:space="preserve">print(f"Ключ стовпців: {col_key}")</w:t>
-      </w:r>
-      <w:r>
-        <w:br/>
-      </w:r>
-      <w:r>
-        <w:rPr>
-          <w:rStyle w:val="VerbatimChar"/>
-        </w:rPr>
-        <w:t xml:space="preserve">print(f"Відкритий текст: {plaintext}")</w:t>
-      </w:r>
-      <w:r>
-        <w:br/>
-      </w:r>
-      <w:r>
-        <w:br/>
-      </w:r>
-      <w:r>
-        <w:rPr>
-          <w:rStyle w:val="VerbatimChar"/>
-        </w:rPr>
-        <w:t xml:space="preserve">ciphertext = double_transposition_encrypt(plaintext, row_key, col_key)</w:t>
-      </w:r>
-      <w:r>
-        <w:br/>
-      </w:r>
-      <w:r>
-        <w:rPr>
-          <w:rStyle w:val="VerbatimChar"/>
-        </w:rPr>
-        <w:t xml:space="preserve">print(f"Шифротекст: {ciphertext}")</w:t>
+        <w:t xml:space="preserve">#include &lt;iostream&gt;</w:t>
+      </w:r>
+      <w:r>
+        <w:br/>
+      </w:r>
+      <w:r>
+        <w:rPr>
+          <w:rStyle w:val="VerbatimChar"/>
+        </w:rPr>
+        <w:t xml:space="preserve">#include &lt;string&gt;</w:t>
+      </w:r>
+      <w:r>
+        <w:br/>
+      </w:r>
+      <w:r>
+        <w:rPr>
+          <w:rStyle w:val="VerbatimChar"/>
+        </w:rPr>
+        <w:t xml:space="preserve">#include &lt;vector&gt;</w:t>
+      </w:r>
+      <w:r>
+        <w:br/>
+      </w:r>
+      <w:r>
+        <w:rPr>
+          <w:rStyle w:val="VerbatimChar"/>
+        </w:rPr>
+        <w:t xml:space="preserve">#include &lt;numeric&gt;</w:t>
+      </w:r>
+      <w:r>
+        <w:br/>
+      </w:r>
+      <w:r>
+        <w:rPr>
+          <w:rStyle w:val="VerbatimChar"/>
+        </w:rPr>
+        <w:t xml:space="preserve">#include &lt;algorithm&gt;</w:t>
+      </w:r>
+      <w:r>
+        <w:br/>
+      </w:r>
+      <w:r>
+        <w:rPr>
+          <w:rStyle w:val="VerbatimChar"/>
+        </w:rPr>
+        <w:t xml:space="preserve">#include &lt;cctype&gt;</w:t>
+      </w:r>
+      <w:r>
+        <w:br/>
+      </w:r>
+      <w:r>
+        <w:br/>
+      </w:r>
+      <w:r>
+        <w:rPr>
+          <w:rStyle w:val="VerbatimChar"/>
+        </w:rPr>
+        <w:t xml:space="preserve">std::vector&lt;int&gt; getKeyOrder(const std::string&amp; keyword);  // з кроку 2</w:t>
+      </w:r>
+      <w:r>
+        <w:br/>
+      </w:r>
+      <w:r>
+        <w:rPr>
+          <w:rStyle w:val="VerbatimChar"/>
+        </w:rPr>
+        <w:t xml:space="preserve">std::string normalize(const std::string&amp; text);            // з кроку 2</w:t>
+      </w:r>
+      <w:r>
+        <w:br/>
+      </w:r>
+      <w:r>
+        <w:br/>
+      </w:r>
+      <w:r>
+        <w:rPr>
+          <w:rStyle w:val="VerbatimChar"/>
+        </w:rPr>
+        <w:t xml:space="preserve">// Подвійна перестановка: спершу переставляються рядки, потім стовпці</w:t>
+      </w:r>
+      <w:r>
+        <w:br/>
+      </w:r>
+      <w:r>
+        <w:rPr>
+          <w:rStyle w:val="VerbatimChar"/>
+        </w:rPr>
+        <w:t xml:space="preserve">std::string doubleEncrypt(const std::string&amp; plaintext,</w:t>
+      </w:r>
+      <w:r>
+        <w:br/>
+      </w:r>
+      <w:r>
+        <w:rPr>
+          <w:rStyle w:val="VerbatimChar"/>
+        </w:rPr>
+        <w:t xml:space="preserve">                          const std::string&amp; rowKey,</w:t>
+      </w:r>
+      <w:r>
+        <w:br/>
+      </w:r>
+      <w:r>
+        <w:rPr>
+          <w:rStyle w:val="VerbatimChar"/>
+        </w:rPr>
+        <w:t xml:space="preserve">                          const std::string&amp; colKey) {</w:t>
+      </w:r>
+      <w:r>
+        <w:br/>
+      </w:r>
+      <w:r>
+        <w:rPr>
+          <w:rStyle w:val="VerbatimChar"/>
+        </w:rPr>
+        <w:t xml:space="preserve">    int rows = static_cast&lt;int&gt;(rowKey.size());</w:t>
+      </w:r>
+      <w:r>
+        <w:br/>
+      </w:r>
+      <w:r>
+        <w:rPr>
+          <w:rStyle w:val="VerbatimChar"/>
+        </w:rPr>
+        <w:t xml:space="preserve">    int cols = static_cast&lt;int&gt;(colKey.size());</w:t>
+      </w:r>
+      <w:r>
+        <w:br/>
+      </w:r>
+      <w:r>
+        <w:rPr>
+          <w:rStyle w:val="VerbatimChar"/>
+        </w:rPr>
+        <w:t xml:space="preserve">    std::string text = normalize(plaintext);</w:t>
+      </w:r>
+      <w:r>
+        <w:br/>
+      </w:r>
+      <w:r>
+        <w:br/>
+      </w:r>
+      <w:r>
+        <w:rPr>
+          <w:rStyle w:val="VerbatimChar"/>
+        </w:rPr>
+        <w:t xml:space="preserve">    while (static_cast&lt;int&gt;(text.size()) &lt; rows * cols) {</w:t>
+      </w:r>
+      <w:r>
+        <w:br/>
+      </w:r>
+      <w:r>
+        <w:rPr>
+          <w:rStyle w:val="VerbatimChar"/>
+        </w:rPr>
+        <w:t xml:space="preserve">        text += 'X';</w:t>
+      </w:r>
+      <w:r>
+        <w:br/>
+      </w:r>
+      <w:r>
+        <w:rPr>
+          <w:rStyle w:val="VerbatimChar"/>
+        </w:rPr>
+        <w:t xml:space="preserve">    }</w:t>
+      </w:r>
+      <w:r>
+        <w:br/>
+      </w:r>
+      <w:r>
+        <w:br/>
+      </w:r>
+      <w:r>
+        <w:rPr>
+          <w:rStyle w:val="VerbatimChar"/>
+        </w:rPr>
+        <w:t xml:space="preserve">    // Заповнюємо таблицю по рядках</w:t>
+      </w:r>
+      <w:r>
+        <w:br/>
+      </w:r>
+      <w:r>
+        <w:rPr>
+          <w:rStyle w:val="VerbatimChar"/>
+        </w:rPr>
+        <w:t xml:space="preserve">    std::vector&lt;std::string&gt; table(rows, std::string(cols, ' '));</w:t>
+      </w:r>
+      <w:r>
+        <w:br/>
+      </w:r>
+      <w:r>
+        <w:rPr>
+          <w:rStyle w:val="VerbatimChar"/>
+        </w:rPr>
+        <w:t xml:space="preserve">    for (int r = 0; r &lt; rows; ++r) {</w:t>
+      </w:r>
+      <w:r>
+        <w:br/>
+      </w:r>
+      <w:r>
+        <w:rPr>
+          <w:rStyle w:val="VerbatimChar"/>
+        </w:rPr>
+        <w:t xml:space="preserve">        for (int c = 0; c &lt; cols; ++c) {</w:t>
+      </w:r>
+      <w:r>
+        <w:br/>
+      </w:r>
+      <w:r>
+        <w:rPr>
+          <w:rStyle w:val="VerbatimChar"/>
+        </w:rPr>
+        <w:t xml:space="preserve">            table[r][c] = text[r * cols + c];</w:t>
+      </w:r>
+      <w:r>
+        <w:br/>
+      </w:r>
+      <w:r>
+        <w:rPr>
+          <w:rStyle w:val="VerbatimChar"/>
+        </w:rPr>
+        <w:t xml:space="preserve">        }</w:t>
+      </w:r>
+      <w:r>
+        <w:br/>
+      </w:r>
+      <w:r>
+        <w:rPr>
+          <w:rStyle w:val="VerbatimChar"/>
+        </w:rPr>
+        <w:t xml:space="preserve">    }</w:t>
+      </w:r>
+      <w:r>
+        <w:br/>
+      </w:r>
+      <w:r>
+        <w:br/>
+      </w:r>
+      <w:r>
+        <w:rPr>
+          <w:rStyle w:val="VerbatimChar"/>
+        </w:rPr>
+        <w:t xml:space="preserve">    // Перестановка рядків за ключем rowKey</w:t>
+      </w:r>
+      <w:r>
+        <w:br/>
+      </w:r>
+      <w:r>
+        <w:rPr>
+          <w:rStyle w:val="VerbatimChar"/>
+        </w:rPr>
+        <w:t xml:space="preserve">    std::vector&lt;int&gt; rowOrder = getKeyOrder(rowKey);</w:t>
+      </w:r>
+      <w:r>
+        <w:br/>
+      </w:r>
+      <w:r>
+        <w:rPr>
+          <w:rStyle w:val="VerbatimChar"/>
+        </w:rPr>
+        <w:t xml:space="preserve">    std::vector&lt;std::string&gt; byRows(rows);</w:t>
+      </w:r>
+      <w:r>
+        <w:br/>
+      </w:r>
+      <w:r>
+        <w:rPr>
+          <w:rStyle w:val="VerbatimChar"/>
+        </w:rPr>
+        <w:t xml:space="preserve">    for (int r = 0; r &lt; rows; ++r) {</w:t>
+      </w:r>
+      <w:r>
+        <w:br/>
+      </w:r>
+      <w:r>
+        <w:rPr>
+          <w:rStyle w:val="VerbatimChar"/>
+        </w:rPr>
+        <w:t xml:space="preserve">        byRows[rowOrder[r]] = table[r];</w:t>
+      </w:r>
+      <w:r>
+        <w:br/>
+      </w:r>
+      <w:r>
+        <w:rPr>
+          <w:rStyle w:val="VerbatimChar"/>
+        </w:rPr>
+        <w:t xml:space="preserve">    }</w:t>
+      </w:r>
+      <w:r>
+        <w:br/>
+      </w:r>
+      <w:r>
+        <w:br/>
+      </w:r>
+      <w:r>
+        <w:rPr>
+          <w:rStyle w:val="VerbatimChar"/>
+        </w:rPr>
+        <w:t xml:space="preserve">    // Перестановка стовпців за ключем colKey</w:t>
+      </w:r>
+      <w:r>
+        <w:br/>
+      </w:r>
+      <w:r>
+        <w:rPr>
+          <w:rStyle w:val="VerbatimChar"/>
+        </w:rPr>
+        <w:t xml:space="preserve">    std::vector&lt;int&gt; colOrder = getKeyOrder(colKey);</w:t>
+      </w:r>
+      <w:r>
+        <w:br/>
+      </w:r>
+      <w:r>
+        <w:rPr>
+          <w:rStyle w:val="VerbatimChar"/>
+        </w:rPr>
+        <w:t xml:space="preserve">    std::vector&lt;std::string&gt; result(rows, std::string(cols, ' '));</w:t>
+      </w:r>
+      <w:r>
+        <w:br/>
+      </w:r>
+      <w:r>
+        <w:rPr>
+          <w:rStyle w:val="VerbatimChar"/>
+        </w:rPr>
+        <w:t xml:space="preserve">    for (int r = 0; r &lt; rows; ++r) {</w:t>
+      </w:r>
+      <w:r>
+        <w:br/>
+      </w:r>
+      <w:r>
+        <w:rPr>
+          <w:rStyle w:val="VerbatimChar"/>
+        </w:rPr>
+        <w:t xml:space="preserve">        for (int c = 0; c &lt; cols; ++c) {</w:t>
+      </w:r>
+      <w:r>
+        <w:br/>
+      </w:r>
+      <w:r>
+        <w:rPr>
+          <w:rStyle w:val="VerbatimChar"/>
+        </w:rPr>
+        <w:t xml:space="preserve">            result[r][colOrder[c]] = byRows[r][c];</w:t>
+      </w:r>
+      <w:r>
+        <w:br/>
+      </w:r>
+      <w:r>
+        <w:rPr>
+          <w:rStyle w:val="VerbatimChar"/>
+        </w:rPr>
+        <w:t xml:space="preserve">        }</w:t>
+      </w:r>
+      <w:r>
+        <w:br/>
+      </w:r>
+      <w:r>
+        <w:rPr>
+          <w:rStyle w:val="VerbatimChar"/>
+        </w:rPr>
+        <w:t xml:space="preserve">    }</w:t>
+      </w:r>
+      <w:r>
+        <w:br/>
+      </w:r>
+      <w:r>
+        <w:br/>
+      </w:r>
+      <w:r>
+        <w:rPr>
+          <w:rStyle w:val="VerbatimChar"/>
+        </w:rPr>
+        <w:t xml:space="preserve">    std::string ciphertext;</w:t>
+      </w:r>
+      <w:r>
+        <w:br/>
+      </w:r>
+      <w:r>
+        <w:rPr>
+          <w:rStyle w:val="VerbatimChar"/>
+        </w:rPr>
+        <w:t xml:space="preserve">    for (const std::string&amp; row : result) {</w:t>
+      </w:r>
+      <w:r>
+        <w:br/>
+      </w:r>
+      <w:r>
+        <w:rPr>
+          <w:rStyle w:val="VerbatimChar"/>
+        </w:rPr>
+        <w:t xml:space="preserve">        ciphertext += row;</w:t>
+      </w:r>
+      <w:r>
+        <w:br/>
+      </w:r>
+      <w:r>
+        <w:rPr>
+          <w:rStyle w:val="VerbatimChar"/>
+        </w:rPr>
+        <w:t xml:space="preserve">    }</w:t>
+      </w:r>
+      <w:r>
+        <w:br/>
+      </w:r>
+      <w:r>
+        <w:rPr>
+          <w:rStyle w:val="VerbatimChar"/>
+        </w:rPr>
+        <w:t xml:space="preserve">    return ciphertext;</w:t>
+      </w:r>
+      <w:r>
+        <w:br/>
+      </w:r>
+      <w:r>
+        <w:rPr>
+          <w:rStyle w:val="VerbatimChar"/>
+        </w:rPr>
+        <w:t xml:space="preserve">}</w:t>
+      </w:r>
+      <w:r>
+        <w:br/>
+      </w:r>
+      <w:r>
+        <w:br/>
+      </w:r>
+      <w:r>
+        <w:rPr>
+          <w:rStyle w:val="VerbatimChar"/>
+        </w:rPr>
+        <w:t xml:space="preserve">int main() {</w:t>
+      </w:r>
+      <w:r>
+        <w:br/>
+      </w:r>
+      <w:r>
+        <w:rPr>
+          <w:rStyle w:val="VerbatimChar"/>
+        </w:rPr>
+        <w:t xml:space="preserve">    std::string rowKey = "KEY";</w:t>
+      </w:r>
+      <w:r>
+        <w:br/>
+      </w:r>
+      <w:r>
+        <w:rPr>
+          <w:rStyle w:val="VerbatimChar"/>
+        </w:rPr>
+        <w:t xml:space="preserve">    std::string colKey = "CAT";</w:t>
+      </w:r>
+      <w:r>
+        <w:br/>
+      </w:r>
+      <w:r>
+        <w:rPr>
+          <w:rStyle w:val="VerbatimChar"/>
+        </w:rPr>
+        <w:t xml:space="preserve">    std::string plaintext = "HELLOWORL";</w:t>
+      </w:r>
+      <w:r>
+        <w:br/>
+      </w:r>
+      <w:r>
+        <w:br/>
+      </w:r>
+      <w:r>
+        <w:rPr>
+          <w:rStyle w:val="VerbatimChar"/>
+        </w:rPr>
+        <w:t xml:space="preserve">    std::cout &lt;&lt; "=== Подвійна перестановка ===\n";</w:t>
+      </w:r>
+      <w:r>
+        <w:br/>
+      </w:r>
+      <w:r>
+        <w:rPr>
+          <w:rStyle w:val="VerbatimChar"/>
+        </w:rPr>
+        <w:t xml:space="preserve">    std::cout &lt;&lt; "Ключ рядків:     " &lt;&lt; rowKey &lt;&lt; "\n";</w:t>
+      </w:r>
+      <w:r>
+        <w:br/>
+      </w:r>
+      <w:r>
+        <w:rPr>
+          <w:rStyle w:val="VerbatimChar"/>
+        </w:rPr>
+        <w:t xml:space="preserve">    std::cout &lt;&lt; "Ключ стовпців:   " &lt;&lt; colKey &lt;&lt; "\n";</w:t>
+      </w:r>
+      <w:r>
+        <w:br/>
+      </w:r>
+      <w:r>
+        <w:rPr>
+          <w:rStyle w:val="VerbatimChar"/>
+        </w:rPr>
+        <w:t xml:space="preserve">    std::cout &lt;&lt; "Відкритий текст: " &lt;&lt; plaintext &lt;&lt; "\n";</w:t>
+      </w:r>
+      <w:r>
+        <w:br/>
+      </w:r>
+      <w:r>
+        <w:rPr>
+          <w:rStyle w:val="VerbatimChar"/>
+        </w:rPr>
+        <w:t xml:space="preserve">    std::cout &lt;&lt; "Шифротекст:      " &lt;&lt; doubleEncrypt(plaintext, rowKey, colKey) &lt;&lt; "\n";</w:t>
+      </w:r>
+      <w:r>
+        <w:br/>
+      </w:r>
+      <w:r>
+        <w:br/>
+      </w:r>
+      <w:r>
+        <w:rPr>
+          <w:rStyle w:val="VerbatimChar"/>
+        </w:rPr>
+        <w:t xml:space="preserve">    return 0;</w:t>
+      </w:r>
+      <w:r>
+        <w:br/>
+      </w:r>
+      <w:r>
+        <w:rPr>
+          <w:rStyle w:val="VerbatimChar"/>
+        </w:rPr>
+        <w:t xml:space="preserve">}</w:t>
       </w:r>
     </w:p>
     <w:p>
@@ -2284,11 +2850,7 @@
         <w:pStyle w:val="FirstParagraph"/>
       </w:pPr>
       <w:r>
-        <w:rPr>
-          <w:b/>
-          <w:bCs/>
-        </w:rPr>
-        <w:t xml:space="preserve">Очікуваний результат:</w:t>
+        <w:t xml:space="preserve">Результат роботи програми:</w:t>
       </w:r>
     </w:p>
     <w:p>
@@ -2299,102 +2861,6 @@
         <w:rPr>
           <w:rStyle w:val="VerbatimChar"/>
         </w:rPr>
-        <w:t xml:space="preserve">=== Проста перестановка ===</w:t>
-      </w:r>
-      <w:r>
-        <w:br/>
-      </w:r>
-      <w:r>
-        <w:rPr>
-          <w:rStyle w:val="VerbatimChar"/>
-        </w:rPr>
-        <w:t xml:space="preserve">Відкритий текст: HELLO WORLD</w:t>
-      </w:r>
-      <w:r>
-        <w:br/>
-      </w:r>
-      <w:r>
-        <w:rPr>
-          <w:rStyle w:val="VerbatimChar"/>
-        </w:rPr>
-        <w:t xml:space="preserve">Кількість стовпців: 4</w:t>
-      </w:r>
-      <w:r>
-        <w:br/>
-      </w:r>
-      <w:r>
-        <w:rPr>
-          <w:rStyle w:val="VerbatimChar"/>
-        </w:rPr>
-        <w:t xml:space="preserve">Шифротекст: HOWLEWODLLRX</w:t>
-      </w:r>
-      <w:r>
-        <w:br/>
-      </w:r>
-      <w:r>
-        <w:rPr>
-          <w:rStyle w:val="VerbatimChar"/>
-        </w:rPr>
-        <w:t xml:space="preserve">Розшифровано: HELLOWORLDXX</w:t>
-      </w:r>
-      <w:r>
-        <w:br/>
-      </w:r>
-      <w:r>
-        <w:br/>
-      </w:r>
-      <w:r>
-        <w:rPr>
-          <w:rStyle w:val="VerbatimChar"/>
-        </w:rPr>
-        <w:t xml:space="preserve">=== Перестановка з ключовим словом ===</w:t>
-      </w:r>
-      <w:r>
-        <w:br/>
-      </w:r>
-      <w:r>
-        <w:rPr>
-          <w:rStyle w:val="VerbatimChar"/>
-        </w:rPr>
-        <w:t xml:space="preserve">Ключ: CRYPTO</w:t>
-      </w:r>
-      <w:r>
-        <w:br/>
-      </w:r>
-      <w:r>
-        <w:rPr>
-          <w:rStyle w:val="VerbatimChar"/>
-        </w:rPr>
-        <w:t xml:space="preserve">Порядок: [0, 3, 5, 2, 4, 1]</w:t>
-      </w:r>
-      <w:r>
-        <w:br/>
-      </w:r>
-      <w:r>
-        <w:rPr>
-          <w:rStyle w:val="VerbatimChar"/>
-        </w:rPr>
-        <w:t xml:space="preserve">Відкритий текст: ATTACK AT DAWN</w:t>
-      </w:r>
-      <w:r>
-        <w:br/>
-      </w:r>
-      <w:r>
-        <w:rPr>
-          <w:rStyle w:val="VerbatimChar"/>
-        </w:rPr>
-        <w:t xml:space="preserve">Шифротекст: AAKNАATTCWTDXX</w:t>
-      </w:r>
-      <w:r>
-        <w:br/>
-      </w:r>
-      <w:r>
-        <w:br/>
-      </w:r>
-      <w:r>
-        <w:rPr>
-          <w:rStyle w:val="VerbatimChar"/>
-        </w:rPr>
         <w:t xml:space="preserve">=== Подвійна перестановка ===</w:t>
       </w:r>
       <w:r>
@@ -2404,16 +2870,16 @@
         <w:rPr>
           <w:rStyle w:val="VerbatimChar"/>
         </w:rPr>
-        <w:t xml:space="preserve">Ключ рядків: KEY</w:t>
-      </w:r>
-      <w:r>
-        <w:br/>
-      </w:r>
-      <w:r>
-        <w:rPr>
-          <w:rStyle w:val="VerbatimChar"/>
-        </w:rPr>
-        <w:t xml:space="preserve">Ключ стовпців: CAT</w:t>
+        <w:t xml:space="preserve">Ключ рядків:     KEY</w:t>
+      </w:r>
+      <w:r>
+        <w:br/>
+      </w:r>
+      <w:r>
+        <w:rPr>
+          <w:rStyle w:val="VerbatimChar"/>
+        </w:rPr>
+        <w:t xml:space="preserve">Ключ стовпців:   CAT</w:t>
       </w:r>
       <w:r>
         <w:br/>
@@ -2431,7 +2897,7 @@
         <w:rPr>
           <w:rStyle w:val="VerbatimChar"/>
         </w:rPr>
-        <w:t xml:space="preserve">Шифротекст: OLWEHLLRL</w:t>
+        <w:t xml:space="preserve">Шифротекст:      OLWEHLROL</w:t>
       </w:r>
     </w:p>
     <w:bookmarkEnd w:id="16"/>
@@ -3374,13 +3840,30 @@
       </w:tr>
     </w:tbl>
     <w:bookmarkEnd w:id="20"/>
-    <w:bookmarkStart w:id="21" w:name="контрольні-запитання"/>
+    <w:bookmarkStart w:id="24" w:name="контрольні-запитання"/>
     <w:p>
       <w:pPr>
         <w:pStyle w:val="Heading2"/>
       </w:pPr>
       <w:r>
         <w:t xml:space="preserve">Контрольні запитання</w:t>
+      </w:r>
+    </w:p>
+    <w:p>
+      <w:pPr>
+        <w:pStyle w:val="FirstParagraph"/>
+      </w:pPr>
+      <w:r>
+        <w:t xml:space="preserve">Запитання згруповано за рівнями навчальних досягнень. Для позитивної оцінки студент має відповісти на запитання середнього рівня, оцінка «добре» потребує відповідей достатнього рівня, оцінка «відмінно» — високого.</w:t>
+      </w:r>
+    </w:p>
+    <w:bookmarkStart w:id="21" w:name="середній-рівень-репродуктивний"/>
+    <w:p>
+      <w:pPr>
+        <w:pStyle w:val="Heading3"/>
+      </w:pPr>
+      <w:r>
+        <w:t xml:space="preserve">Середній рівень (репродуктивний)</w:t>
       </w:r>
     </w:p>
     <w:p>
@@ -3406,7 +3889,7 @@
         <w:jc w:val="both"/>
       </w:pPr>
       <w:r>
-        <w:t xml:space="preserve">Як працює шифрування з ключовим словом?</w:t>
+        <w:t xml:space="preserve">Як виконується шифрування простою шифруючою таблицею?</w:t>
       </w:r>
     </w:p>
     <w:p>
@@ -3419,7 +3902,7 @@
         <w:jc w:val="both"/>
       </w:pPr>
       <w:r>
-        <w:t xml:space="preserve">Що дає подвійна перестановка для стійкості?</w:t>
+        <w:t xml:space="preserve">Як визначається порядок стовпців за ключовим словом?</w:t>
       </w:r>
     </w:p>
     <w:p>
@@ -3432,7 +3915,7 @@
         <w:jc w:val="both"/>
       </w:pPr>
       <w:r>
-        <w:t xml:space="preserve">Як визначається порядок стовпців за ключовим словом?</w:t>
+        <w:t xml:space="preserve">Як доповнюється текст, якщо його довжина не кратна довжині ключа?</w:t>
       </w:r>
     </w:p>
     <w:p>
@@ -3445,7 +3928,7 @@
         <w:jc w:val="both"/>
       </w:pPr>
       <w:r>
-        <w:t xml:space="preserve">Чому шифри перестановки вразливі до аналізу частот?</w:t>
+        <w:t xml:space="preserve">Що таке подвійна перестановка?</w:t>
       </w:r>
     </w:p>
     <w:p>
@@ -3458,7 +3941,7 @@
         <w:jc w:val="both"/>
       </w:pPr>
       <w:r>
-        <w:t xml:space="preserve">Як доповнюється текст, якщо він не кратний довжині ключа?</w:t>
+        <w:t xml:space="preserve">Скільки можливих перестановок існує для таблиці 5×5?</w:t>
       </w:r>
     </w:p>
     <w:p>
@@ -3471,10 +3954,200 @@
         <w:jc w:val="both"/>
       </w:pPr>
       <w:r>
-        <w:t xml:space="preserve">Скільки можливих перестановок для таблиці 5×5?</w:t>
+        <w:t xml:space="preserve">Чи змінює шифр перестановки склад літер тексту?</w:t>
+      </w:r>
+    </w:p>
+    <w:p>
+      <w:pPr>
+        <w:pStyle w:val="Compact"/>
+        <w:numPr>
+          <w:ilvl w:val="0"/>
+          <w:numId w:val="1003"/>
+        </w:numPr>
+        <w:jc w:val="both"/>
+      </w:pPr>
+      <w:r>
+        <w:t xml:space="preserve">Які дані потрібні для розшифрування тексту, зашифрованого шифруючою таблицею?</w:t>
       </w:r>
     </w:p>
     <w:bookmarkEnd w:id="21"/>
+    <w:bookmarkStart w:id="22" w:name="Xf8a59b0220f3a7cb520922cfcf2989f7f66f7c3"/>
+    <w:p>
+      <w:pPr>
+        <w:pStyle w:val="Heading3"/>
+      </w:pPr>
+      <w:r>
+        <w:t xml:space="preserve">Достатній рівень (конструктивно-варіативний)</w:t>
+      </w:r>
+    </w:p>
+    <w:p>
+      <w:pPr>
+        <w:pStyle w:val="Compact"/>
+        <w:numPr>
+          <w:ilvl w:val="0"/>
+          <w:numId w:val="1004"/>
+        </w:numPr>
+        <w:jc w:val="both"/>
+      </w:pPr>
+      <w:r>
+        <w:t xml:space="preserve">Чому шифри перестановки не піддаються класичному частотному аналізу окремих літер?</w:t>
+      </w:r>
+    </w:p>
+    <w:p>
+      <w:pPr>
+        <w:pStyle w:val="Compact"/>
+        <w:numPr>
+          <w:ilvl w:val="0"/>
+          <w:numId w:val="1004"/>
+        </w:numPr>
+        <w:jc w:val="both"/>
+      </w:pPr>
+      <w:r>
+        <w:t xml:space="preserve">Що дає подвійна перестановка для стійкості порівняно з одинарною?</w:t>
+      </w:r>
+    </w:p>
+    <w:p>
+      <w:pPr>
+        <w:pStyle w:val="Compact"/>
+        <w:numPr>
+          <w:ilvl w:val="0"/>
+          <w:numId w:val="1004"/>
+        </w:numPr>
+        <w:jc w:val="both"/>
+      </w:pPr>
+      <w:r>
+        <w:t xml:space="preserve">Як символи-заповнювачі можуть видати довжину ключа криптоаналітику?</w:t>
+      </w:r>
+    </w:p>
+    <w:p>
+      <w:pPr>
+        <w:pStyle w:val="Compact"/>
+        <w:numPr>
+          <w:ilvl w:val="0"/>
+          <w:numId w:val="1004"/>
+        </w:numPr>
+        <w:jc w:val="both"/>
+      </w:pPr>
+      <w:r>
+        <w:t xml:space="preserve">Запишіть алгоритм розшифрування тексту, зашифрованого таблицею з ключовим словом.</w:t>
+      </w:r>
+    </w:p>
+    <w:p>
+      <w:pPr>
+        <w:pStyle w:val="Compact"/>
+        <w:numPr>
+          <w:ilvl w:val="0"/>
+          <w:numId w:val="1004"/>
+        </w:numPr>
+        <w:jc w:val="both"/>
+      </w:pPr>
+      <w:r>
+        <w:t xml:space="preserve">Як однакові літери в ключовому слові впливають на порядок стовпців і як цю неоднозначність усувають?</w:t>
+      </w:r>
+    </w:p>
+    <w:p>
+      <w:pPr>
+        <w:pStyle w:val="Compact"/>
+        <w:numPr>
+          <w:ilvl w:val="0"/>
+          <w:numId w:val="1004"/>
+        </w:numPr>
+        <w:jc w:val="both"/>
+      </w:pPr>
+      <w:r>
+        <w:t xml:space="preserve">Чому аналіз частот біграм ефективніший проти шифрів перестановки, ніж аналіз частот літер?</w:t>
+      </w:r>
+    </w:p>
+    <w:p>
+      <w:pPr>
+        <w:pStyle w:val="Compact"/>
+        <w:numPr>
+          <w:ilvl w:val="0"/>
+          <w:numId w:val="1004"/>
+        </w:numPr>
+        <w:jc w:val="both"/>
+      </w:pPr>
+      <w:r>
+        <w:t xml:space="preserve">Як визначити ймовірну довжину ключа, маючи лише шифротекст?</w:t>
+      </w:r>
+    </w:p>
+    <w:p>
+      <w:pPr>
+        <w:pStyle w:val="Compact"/>
+        <w:numPr>
+          <w:ilvl w:val="0"/>
+          <w:numId w:val="1004"/>
+        </w:numPr>
+        <w:jc w:val="both"/>
+      </w:pPr>
+      <w:r>
+        <w:t xml:space="preserve">Чим магічний квадрат як спосіб перестановки відрізняється від шифруючої таблиці з ключем?</w:t>
+      </w:r>
+    </w:p>
+    <w:bookmarkEnd w:id="22"/>
+    <w:bookmarkStart w:id="23" w:name="високий-рівень-творчий"/>
+    <w:p>
+      <w:pPr>
+        <w:pStyle w:val="Heading3"/>
+      </w:pPr>
+      <w:r>
+        <w:t xml:space="preserve">Високий рівень (творчий)</w:t>
+      </w:r>
+    </w:p>
+    <w:p>
+      <w:pPr>
+        <w:pStyle w:val="Compact"/>
+        <w:numPr>
+          <w:ilvl w:val="0"/>
+          <w:numId w:val="1005"/>
+        </w:numPr>
+        <w:jc w:val="both"/>
+      </w:pPr>
+      <w:r>
+        <w:t xml:space="preserve">Запропонуйте алгоритм автоматичного зламу шифру простої перестановки за наявності достатнього обсягу шифротексту.</w:t>
+      </w:r>
+    </w:p>
+    <w:p>
+      <w:pPr>
+        <w:pStyle w:val="Compact"/>
+        <w:numPr>
+          <w:ilvl w:val="0"/>
+          <w:numId w:val="1005"/>
+        </w:numPr>
+        <w:jc w:val="both"/>
+      </w:pPr>
+      <w:r>
+        <w:t xml:space="preserve">Поясніть, чому комбінація заміни й перестановки стійкіша за кожен із цих методів окремо, і наведіть приклад такої комбінації в сучасних шифрах.</w:t>
+      </w:r>
+    </w:p>
+    <w:p>
+      <w:pPr>
+        <w:pStyle w:val="Compact"/>
+        <w:numPr>
+          <w:ilvl w:val="0"/>
+          <w:numId w:val="1005"/>
+        </w:numPr>
+        <w:jc w:val="both"/>
+      </w:pPr>
+      <w:r>
+        <w:t xml:space="preserve">Оцініть реальну стійкість подвійної перестановки з ключами довжиною 8 і 10 символів: скільки варіантів має перебрати криптоаналітик?</w:t>
+      </w:r>
+    </w:p>
+    <w:p>
+      <w:pPr>
+        <w:pStyle w:val="Compact"/>
+        <w:numPr>
+          <w:ilvl w:val="0"/>
+          <w:numId w:val="1005"/>
+        </w:numPr>
+        <w:jc w:val="both"/>
+      </w:pPr>
+      <w:r>
+        <w:t xml:space="preserve">Сформулюйте, які властивості тексту зберігає шифр перестановки, і поясніть, як саме ці властивості використовує криптоаналітик.</w:t>
+      </w:r>
+    </w:p>
+    <w:bookmarkEnd w:id="23"/>
+    <w:bookmarkEnd w:id="24"/>
     <w:sectPr>
       <w:pgSz w:h="16838" w:orient="portrait" w:w="11906"/>
       <w:pgMar w:bottom="1134" w:footer="708" w:gutter="0" w:header="708" w:left="1418" w:right="851" w:top="1134"/>
@@ -3799,6 +4472,66 @@
     <w:abstractNumId w:val="991"/>
   </w:num>
   <w:num w:numId="1003">
+    <w:abstractNumId w:val="99411"/>
+    <w:lvlOverride w:ilvl="0">
+      <w:startOverride w:val="1"/>
+    </w:lvlOverride>
+    <w:lvlOverride w:ilvl="1">
+      <w:startOverride w:val="1"/>
+    </w:lvlOverride>
+    <w:lvlOverride w:ilvl="2">
+      <w:startOverride w:val="1"/>
+    </w:lvlOverride>
+    <w:lvlOverride w:ilvl="3">
+      <w:startOverride w:val="1"/>
+    </w:lvlOverride>
+    <w:lvlOverride w:ilvl="4">
+      <w:startOverride w:val="1"/>
+    </w:lvlOverride>
+    <w:lvlOverride w:ilvl="5">
+      <w:startOverride w:val="1"/>
+    </w:lvlOverride>
+    <w:lvlOverride w:ilvl="6">
+      <w:startOverride w:val="1"/>
+    </w:lvlOverride>
+    <w:lvlOverride w:ilvl="7">
+      <w:startOverride w:val="1"/>
+    </w:lvlOverride>
+    <w:lvlOverride w:ilvl="8">
+      <w:startOverride w:val="1"/>
+    </w:lvlOverride>
+  </w:num>
+  <w:num w:numId="1004">
+    <w:abstractNumId w:val="99411"/>
+    <w:lvlOverride w:ilvl="0">
+      <w:startOverride w:val="1"/>
+    </w:lvlOverride>
+    <w:lvlOverride w:ilvl="1">
+      <w:startOverride w:val="1"/>
+    </w:lvlOverride>
+    <w:lvlOverride w:ilvl="2">
+      <w:startOverride w:val="1"/>
+    </w:lvlOverride>
+    <w:lvlOverride w:ilvl="3">
+      <w:startOverride w:val="1"/>
+    </w:lvlOverride>
+    <w:lvlOverride w:ilvl="4">
+      <w:startOverride w:val="1"/>
+    </w:lvlOverride>
+    <w:lvlOverride w:ilvl="5">
+      <w:startOverride w:val="1"/>
+    </w:lvlOverride>
+    <w:lvlOverride w:ilvl="6">
+      <w:startOverride w:val="1"/>
+    </w:lvlOverride>
+    <w:lvlOverride w:ilvl="7">
+      <w:startOverride w:val="1"/>
+    </w:lvlOverride>
+    <w:lvlOverride w:ilvl="8">
+      <w:startOverride w:val="1"/>
+    </w:lvlOverride>
+  </w:num>
+  <w:num w:numId="1005">
     <w:abstractNumId w:val="99411"/>
     <w:lvlOverride w:ilvl="0">
       <w:startOverride w:val="1"/>
